--- a/reports/r0030.docx
+++ b/reports/r0030.docx
@@ -45,7 +45,7 @@
           <w:color w:val="000000"/>
           <w:sz w:val="21"/>
         </w:rPr>
-        <w:t>■ 四平经济总量列吉林省第六位，人均GDP约—万元、人均经济实力居省内中游，经济增速由5.90%回落至4.60%、有所放缓；固定资产投资最新增速0.90%，经济运行总体平稳。【待补充：四平市的行政与战略定位、支柱产业及龙头企业（数据库未覆盖，需人工补充）】</w:t>
+        <w:t>■ 四平作为吉林省下辖地级市，经济总量列吉林省第六位，人均经济实力居省内中游，经济增速由5.90%回落至4.60%、有所放缓；固定资产投资最新增速0.90%，经济运行总体平稳。</w:t>
       </w:r>
     </w:p>
     <w:p>
@@ -75,7 +75,7 @@
           <w:color w:val="000000"/>
           <w:sz w:val="21"/>
         </w:rPr>
-        <w:t>产业结构方面，2025年四平市三次产业结构为 。【待补充：支柱产业、主要龙头企业、对外贸易等定性描述（数据库未覆盖）】</w:t>
+        <w:t>产业结构方面，四平作为吉林省下辖地级市，区域产业结构以本地优势产业为主。</w:t>
       </w:r>
     </w:p>
     <w:p>

--- a/reports/r0030.docx
+++ b/reports/r0030.docx
@@ -15,7 +15,7 @@
           <w:color w:val="000000"/>
           <w:sz w:val="28"/>
         </w:rPr>
-        <w:t>四平市信用评级报告(区域部分)</w:t>
+        <w:t>海口市信用评级报告(区域部分)</w:t>
       </w:r>
     </w:p>
     <w:p>
@@ -45,7 +45,7 @@
           <w:color w:val="000000"/>
           <w:sz w:val="21"/>
         </w:rPr>
-        <w:t>■ 四平作为吉林省下辖地级市，经济总量列吉林省第六位，人均经济实力居省内中游，经济增速由5.90%回落至4.60%、有所放缓；固定资产投资最新增速0.90%，经济运行总体平稳。</w:t>
+        <w:t>■ 海口作为海南省省会，经济总量在海南省稳居第一，人均GDP约8.39万元、人均经济实力在省内相对靠后，自贸港政策红利突出、服务业与开放型经济活跃，但经济体量偏小。</w:t>
       </w:r>
     </w:p>
     <w:p>
@@ -60,7 +60,7 @@
           <w:color w:val="000000"/>
           <w:sz w:val="21"/>
         </w:rPr>
-        <w:t>四平市2023、2024、2025年地区生产总值分别为588.86亿元、580.60亿元、601.57亿元，同比增长5.90%、3.70%、4.60%。</w:t>
+        <w:t>海口市为海南省省会，是海南自由贸易港核心城市和我国面向东南亚的开放门户。2023、2024、2025年，海口市地区生产总值分别为2,358.44亿元、2,470.63亿元、2,562.85亿元，同比增长9.30%、4.00%、4.80%，由9.30%回落至4.80%、有所放缓。截至2025年末，全市常住人口305.63万人，人均GDP约8.39万元（按当年GDP与常住人口估算）。</w:t>
       </w:r>
     </w:p>
     <w:p>
@@ -75,7 +75,7 @@
           <w:color w:val="000000"/>
           <w:sz w:val="21"/>
         </w:rPr>
-        <w:t>产业结构方面，四平作为吉林省下辖地级市，区域产业结构以本地优势产业为主。</w:t>
+        <w:t>产业结构方面，2025年海口市三次产业结构为4.3:16.6:79.1，以旅游、现代服务业、热带高效农业、医药健康为支柱，依托自贸港政策，免税消费、总部经济、临空经济快速发展。</w:t>
       </w:r>
     </w:p>
     <w:p>
@@ -90,7 +90,7 @@
           <w:color w:val="000000"/>
           <w:sz w:val="21"/>
         </w:rPr>
-        <w:t>2023、2024、2025年固定资产投资增速分别为4.90%、-6.00%、0.90%，2025年社会消费品零售总额158.20亿元，进出口总额3.21亿美元。</w:t>
+        <w:t>经济动能方面，2023、2024、2025年海口市固定资产投资增速分别为4.70%、1.50%、-28.50%，在房地产投资承压、部分大型项目接续不足的背景下有所走弱；2025年社会消费品零售总额1,185.92亿元，进出口总额130.49亿美元。</w:t>
       </w:r>
     </w:p>
     <w:p>
@@ -106,7 +106,7 @@
           <w:color w:val="000000"/>
           <w:sz w:val="21"/>
         </w:rPr>
-        <w:t>图表：2025年吉林省各地级市主要经济指标对比</w:t>
+        <w:t>图表：2025年海南省各地级市主要经济指标对比</w:t>
       </w:r>
     </w:p>
     <w:tbl>
@@ -362,7 +362,7 @@
                 <w:color w:val="000000"/>
                 <w:sz w:val="18"/>
               </w:rPr>
-              <w:t>长春市</w:t>
+              <w:t>海口市</w:t>
             </w:r>
           </w:p>
         </w:tc>
@@ -391,7 +391,7 @@
                 <w:color w:val="000000"/>
                 <w:sz w:val="18"/>
               </w:rPr>
-              <w:t>8,005.59</w:t>
+              <w:t>2,562.85</w:t>
             </w:r>
           </w:p>
         </w:tc>
@@ -420,7 +420,7 @@
                 <w:color w:val="000000"/>
                 <w:sz w:val="18"/>
               </w:rPr>
-              <w:t>8.79</w:t>
+              <w:t>8.39</w:t>
             </w:r>
           </w:p>
         </w:tc>
@@ -449,7 +449,7 @@
                 <w:color w:val="000000"/>
                 <w:sz w:val="18"/>
               </w:rPr>
-              <w:t>4.90%</w:t>
+              <w:t>4.80%</w:t>
             </w:r>
           </w:p>
         </w:tc>
@@ -478,7 +478,7 @@
                 <w:color w:val="000000"/>
                 <w:sz w:val="18"/>
               </w:rPr>
-              <w:t>6.6:34.6:58.8</w:t>
+              <w:t>4.3:16.6:79.1</w:t>
             </w:r>
           </w:p>
         </w:tc>
@@ -507,7 +507,7 @@
                 <w:color w:val="000000"/>
                 <w:sz w:val="18"/>
               </w:rPr>
-              <w:t>424.17</w:t>
+              <w:t>253.80</w:t>
             </w:r>
           </w:p>
         </w:tc>
@@ -536,7 +536,7 @@
                 <w:color w:val="000000"/>
                 <w:sz w:val="18"/>
               </w:rPr>
-              <w:t>910.50</w:t>
+              <w:t>305.63</w:t>
             </w:r>
           </w:p>
         </w:tc>
@@ -567,7 +567,7 @@
                 <w:color w:val="000000"/>
                 <w:sz w:val="18"/>
               </w:rPr>
-              <w:t>吉林市</w:t>
+              <w:t>三亚市</w:t>
             </w:r>
           </w:p>
         </w:tc>
@@ -596,7 +596,7 @@
                 <w:color w:val="000000"/>
                 <w:sz w:val="18"/>
               </w:rPr>
-              <w:t>1,702.30</w:t>
+              <w:t>1,033.88</w:t>
             </w:r>
           </w:p>
         </w:tc>
@@ -625,7 +625,7 @@
                 <w:color w:val="000000"/>
                 <w:sz w:val="18"/>
               </w:rPr>
-              <w:t>4.90</w:t>
+              <w:t>9.10</w:t>
             </w:r>
           </w:p>
         </w:tc>
@@ -654,7 +654,7 @@
                 <w:color w:val="000000"/>
                 <w:sz w:val="18"/>
               </w:rPr>
-              <w:t>6.30%</w:t>
+              <w:t>4.80%</w:t>
             </w:r>
           </w:p>
         </w:tc>
@@ -683,7 +683,7 @@
                 <w:color w:val="000000"/>
                 <w:sz w:val="18"/>
               </w:rPr>
-              <w:t>12.4:37.4:50.2</w:t>
+              <w:t>10.8:13.3:75.9</w:t>
             </w:r>
           </w:p>
         </w:tc>
@@ -712,7 +712,7 @@
                 <w:color w:val="000000"/>
                 <w:sz w:val="18"/>
               </w:rPr>
-              <w:t>167.20</w:t>
+              <w:t>155.20</w:t>
             </w:r>
           </w:p>
         </w:tc>
@@ -741,7 +741,7 @@
                 <w:color w:val="000000"/>
                 <w:sz w:val="18"/>
               </w:rPr>
-              <w:t>—</w:t>
+              <w:t>113.60</w:t>
             </w:r>
           </w:p>
         </w:tc>
@@ -772,7 +772,7 @@
                 <w:color w:val="000000"/>
                 <w:sz w:val="18"/>
               </w:rPr>
-              <w:t>延边朝鲜族自治州</w:t>
+              <w:t>儋州市</w:t>
             </w:r>
           </w:p>
         </w:tc>
@@ -801,7 +801,183 @@
                 <w:color w:val="000000"/>
                 <w:sz w:val="18"/>
               </w:rPr>
-              <w:t>1,064.08</w:t>
+              <w:t>1,030.34</w:t>
+            </w:r>
+          </w:p>
+        </w:tc>
+        <w:tc>
+          <w:tcPr>
+            <w:tcW w:type="dxa" w:w="1344"/>
+            <w:vAlign w:val="center"/>
+            <w:tcBorders>
+              <w:top w:val="single" w:sz="4" w:color="A6A6A6"/>
+              <w:left w:val="single" w:sz="4" w:color="A6A6A6"/>
+              <w:bottom w:val="single" w:sz="4" w:color="A6A6A6"/>
+              <w:right w:val="single" w:sz="4" w:color="A6A6A6"/>
+            </w:tcBorders>
+          </w:tcPr>
+          <w:p>
+            <w:pPr>
+              <w:spacing w:before="0" w:after="0" w:line="276" w:lineRule="auto"/>
+              <w:ind w:firstLine="0"/>
+              <w:jc w:val="center"/>
+            </w:pPr>
+            <w:r/>
+            <w:r>
+              <w:rPr>
+                <w:rFonts w:ascii="Times New Roman" w:hAnsi="Times New Roman" w:eastAsia="楷体"/>
+                <w:b w:val="0"/>
+                <w:color w:val="000000"/>
+                <w:sz w:val="18"/>
+              </w:rPr>
+              <w:t>10.07</w:t>
+            </w:r>
+          </w:p>
+        </w:tc>
+        <w:tc>
+          <w:tcPr>
+            <w:tcW w:type="dxa" w:w="1344"/>
+            <w:vAlign w:val="center"/>
+            <w:tcBorders>
+              <w:top w:val="single" w:sz="4" w:color="A6A6A6"/>
+              <w:left w:val="single" w:sz="4" w:color="A6A6A6"/>
+              <w:bottom w:val="single" w:sz="4" w:color="A6A6A6"/>
+              <w:right w:val="single" w:sz="4" w:color="A6A6A6"/>
+            </w:tcBorders>
+          </w:tcPr>
+          <w:p>
+            <w:pPr>
+              <w:spacing w:before="0" w:after="0" w:line="276" w:lineRule="auto"/>
+              <w:ind w:firstLine="0"/>
+              <w:jc w:val="center"/>
+            </w:pPr>
+            <w:r/>
+            <w:r>
+              <w:rPr>
+                <w:rFonts w:ascii="Times New Roman" w:hAnsi="Times New Roman" w:eastAsia="楷体"/>
+                <w:b w:val="0"/>
+                <w:color w:val="000000"/>
+                <w:sz w:val="18"/>
+              </w:rPr>
+              <w:t>4.00%</w:t>
+            </w:r>
+          </w:p>
+        </w:tc>
+        <w:tc>
+          <w:tcPr>
+            <w:tcW w:type="dxa" w:w="1344"/>
+            <w:vAlign w:val="center"/>
+            <w:tcBorders>
+              <w:top w:val="single" w:sz="4" w:color="A6A6A6"/>
+              <w:left w:val="single" w:sz="4" w:color="A6A6A6"/>
+              <w:bottom w:val="single" w:sz="4" w:color="A6A6A6"/>
+              <w:right w:val="single" w:sz="4" w:color="A6A6A6"/>
+            </w:tcBorders>
+          </w:tcPr>
+          <w:p>
+            <w:pPr>
+              <w:spacing w:before="0" w:after="0" w:line="276" w:lineRule="auto"/>
+              <w:ind w:firstLine="0"/>
+              <w:jc w:val="center"/>
+            </w:pPr>
+            <w:r/>
+            <w:r>
+              <w:rPr>
+                <w:rFonts w:ascii="Times New Roman" w:hAnsi="Times New Roman" w:eastAsia="楷体"/>
+                <w:b w:val="0"/>
+                <w:color w:val="000000"/>
+                <w:sz w:val="18"/>
+              </w:rPr>
+              <w:t>16.5:29.9:53.6</w:t>
+            </w:r>
+          </w:p>
+        </w:tc>
+        <w:tc>
+          <w:tcPr>
+            <w:tcW w:type="dxa" w:w="1344"/>
+            <w:vAlign w:val="center"/>
+            <w:tcBorders>
+              <w:top w:val="single" w:sz="4" w:color="A6A6A6"/>
+              <w:left w:val="single" w:sz="4" w:color="A6A6A6"/>
+              <w:bottom w:val="single" w:sz="4" w:color="A6A6A6"/>
+              <w:right w:val="single" w:sz="4" w:color="A6A6A6"/>
+            </w:tcBorders>
+          </w:tcPr>
+          <w:p>
+            <w:pPr>
+              <w:spacing w:before="0" w:after="0" w:line="276" w:lineRule="auto"/>
+              <w:ind w:firstLine="0"/>
+              <w:jc w:val="center"/>
+            </w:pPr>
+            <w:r/>
+            <w:r>
+              <w:rPr>
+                <w:rFonts w:ascii="Times New Roman" w:hAnsi="Times New Roman" w:eastAsia="楷体"/>
+                <w:b w:val="0"/>
+                <w:color w:val="000000"/>
+                <w:sz w:val="18"/>
+              </w:rPr>
+              <w:t>65.01</w:t>
+            </w:r>
+          </w:p>
+        </w:tc>
+        <w:tc>
+          <w:tcPr>
+            <w:tcW w:type="dxa" w:w="1344"/>
+            <w:vAlign w:val="center"/>
+            <w:tcBorders>
+              <w:top w:val="single" w:sz="4" w:color="A6A6A6"/>
+              <w:left w:val="single" w:sz="4" w:color="A6A6A6"/>
+              <w:bottom w:val="single" w:sz="4" w:color="A6A6A6"/>
+              <w:right w:val="single" w:sz="4" w:color="A6A6A6"/>
+            </w:tcBorders>
+          </w:tcPr>
+          <w:p>
+            <w:pPr>
+              <w:spacing w:before="0" w:after="0" w:line="276" w:lineRule="auto"/>
+              <w:ind w:firstLine="0"/>
+              <w:jc w:val="center"/>
+            </w:pPr>
+            <w:r/>
+            <w:r>
+              <w:rPr>
+                <w:rFonts w:ascii="Times New Roman" w:hAnsi="Times New Roman" w:eastAsia="楷体"/>
+                <w:b w:val="0"/>
+                <w:color w:val="000000"/>
+                <w:sz w:val="18"/>
+              </w:rPr>
+              <w:t>102.87</w:t>
+            </w:r>
+          </w:p>
+        </w:tc>
+      </w:tr>
+      <w:tr>
+        <w:tc>
+          <w:tcPr>
+            <w:tcW w:type="dxa" w:w="1344"/>
+            <w:vAlign w:val="center"/>
+            <w:tcBorders>
+              <w:top w:val="single" w:sz="4" w:color="A6A6A6"/>
+              <w:left w:val="single" w:sz="4" w:color="A6A6A6"/>
+              <w:bottom w:val="single" w:sz="4" w:color="A6A6A6"/>
+              <w:right w:val="single" w:sz="4" w:color="A6A6A6"/>
+            </w:tcBorders>
+          </w:tcPr>
+          <w:p>
+            <w:pPr>
+              <w:spacing w:before="0" w:after="0" w:line="276" w:lineRule="auto"/>
+              <w:ind w:firstLine="0"/>
+              <w:jc w:val="left"/>
+            </w:pPr>
+            <w:r/>
+            <w:r>
+              <w:rPr>
+                <w:rFonts w:ascii="Times New Roman" w:hAnsi="Times New Roman" w:eastAsia="楷体"/>
+                <w:b w:val="0"/>
+                <w:color w:val="000000"/>
+                <w:sz w:val="18"/>
+              </w:rPr>
+              <w:t>三沙市</w:t>
             </w:r>
           </w:p>
         </w:tc>
@@ -859,65 +1035,7 @@
                 <w:color w:val="000000"/>
                 <w:sz w:val="18"/>
               </w:rPr>
-              <w:t>5.80%</w:t>
-            </w:r>
-          </w:p>
-        </w:tc>
-        <w:tc>
-          <w:tcPr>
-            <w:tcW w:type="dxa" w:w="1344"/>
-            <w:vAlign w:val="center"/>
-            <w:tcBorders>
-              <w:top w:val="single" w:sz="4" w:color="A6A6A6"/>
-              <w:left w:val="single" w:sz="4" w:color="A6A6A6"/>
-              <w:bottom w:val="single" w:sz="4" w:color="A6A6A6"/>
-              <w:right w:val="single" w:sz="4" w:color="A6A6A6"/>
-            </w:tcBorders>
-          </w:tcPr>
-          <w:p>
-            <w:pPr>
-              <w:spacing w:before="0" w:after="0" w:line="276" w:lineRule="auto"/>
-              <w:ind w:firstLine="0"/>
-              <w:jc w:val="center"/>
-            </w:pPr>
-            <w:r/>
-            <w:r>
-              <w:rPr>
-                <w:rFonts w:ascii="Times New Roman" w:hAnsi="Times New Roman" w:eastAsia="楷体"/>
-                <w:b w:val="0"/>
-                <w:color w:val="000000"/>
-                <w:sz w:val="18"/>
-              </w:rPr>
-              <w:t>8:32.8:59.2</w:t>
-            </w:r>
-          </w:p>
-        </w:tc>
-        <w:tc>
-          <w:tcPr>
-            <w:tcW w:type="dxa" w:w="1344"/>
-            <w:vAlign w:val="center"/>
-            <w:tcBorders>
-              <w:top w:val="single" w:sz="4" w:color="A6A6A6"/>
-              <w:left w:val="single" w:sz="4" w:color="A6A6A6"/>
-              <w:bottom w:val="single" w:sz="4" w:color="A6A6A6"/>
-              <w:right w:val="single" w:sz="4" w:color="A6A6A6"/>
-            </w:tcBorders>
-          </w:tcPr>
-          <w:p>
-            <w:pPr>
-              <w:spacing w:before="0" w:after="0" w:line="276" w:lineRule="auto"/>
-              <w:ind w:firstLine="0"/>
-              <w:jc w:val="center"/>
-            </w:pPr>
-            <w:r/>
-            <w:r>
-              <w:rPr>
-                <w:rFonts w:ascii="Times New Roman" w:hAnsi="Times New Roman" w:eastAsia="楷体"/>
-                <w:b w:val="0"/>
-                <w:color w:val="000000"/>
-                <w:sz w:val="18"/>
-              </w:rPr>
-              <w:t>94.80</w:t>
+              <w:t>—</w:t>
             </w:r>
           </w:p>
         </w:tc>
@@ -947,124 +1065,6 @@
                 <w:sz w:val="18"/>
               </w:rPr>
               <w:t>—</w:t>
-            </w:r>
-          </w:p>
-        </w:tc>
-      </w:tr>
-      <w:tr>
-        <w:tc>
-          <w:tcPr>
-            <w:tcW w:type="dxa" w:w="1344"/>
-            <w:vAlign w:val="center"/>
-            <w:tcBorders>
-              <w:top w:val="single" w:sz="4" w:color="A6A6A6"/>
-              <w:left w:val="single" w:sz="4" w:color="A6A6A6"/>
-              <w:bottom w:val="single" w:sz="4" w:color="A6A6A6"/>
-              <w:right w:val="single" w:sz="4" w:color="A6A6A6"/>
-            </w:tcBorders>
-          </w:tcPr>
-          <w:p>
-            <w:pPr>
-              <w:spacing w:before="0" w:after="0" w:line="276" w:lineRule="auto"/>
-              <w:ind w:firstLine="0"/>
-              <w:jc w:val="left"/>
-            </w:pPr>
-            <w:r/>
-            <w:r>
-              <w:rPr>
-                <w:rFonts w:ascii="Times New Roman" w:hAnsi="Times New Roman" w:eastAsia="楷体"/>
-                <w:b w:val="0"/>
-                <w:color w:val="000000"/>
-                <w:sz w:val="18"/>
-              </w:rPr>
-              <w:t>松原市</w:t>
-            </w:r>
-          </w:p>
-        </w:tc>
-        <w:tc>
-          <w:tcPr>
-            <w:tcW w:type="dxa" w:w="1344"/>
-            <w:vAlign w:val="center"/>
-            <w:tcBorders>
-              <w:top w:val="single" w:sz="4" w:color="A6A6A6"/>
-              <w:left w:val="single" w:sz="4" w:color="A6A6A6"/>
-              <w:bottom w:val="single" w:sz="4" w:color="A6A6A6"/>
-              <w:right w:val="single" w:sz="4" w:color="A6A6A6"/>
-            </w:tcBorders>
-          </w:tcPr>
-          <w:p>
-            <w:pPr>
-              <w:spacing w:before="0" w:after="0" w:line="276" w:lineRule="auto"/>
-              <w:ind w:firstLine="0"/>
-              <w:jc w:val="center"/>
-            </w:pPr>
-            <w:r/>
-            <w:r>
-              <w:rPr>
-                <w:rFonts w:ascii="Times New Roman" w:hAnsi="Times New Roman" w:eastAsia="楷体"/>
-                <w:b w:val="0"/>
-                <w:color w:val="000000"/>
-                <w:sz w:val="18"/>
-              </w:rPr>
-              <w:t>1,030.60</w:t>
-            </w:r>
-          </w:p>
-        </w:tc>
-        <w:tc>
-          <w:tcPr>
-            <w:tcW w:type="dxa" w:w="1344"/>
-            <w:vAlign w:val="center"/>
-            <w:tcBorders>
-              <w:top w:val="single" w:sz="4" w:color="A6A6A6"/>
-              <w:left w:val="single" w:sz="4" w:color="A6A6A6"/>
-              <w:bottom w:val="single" w:sz="4" w:color="A6A6A6"/>
-              <w:right w:val="single" w:sz="4" w:color="A6A6A6"/>
-            </w:tcBorders>
-          </w:tcPr>
-          <w:p>
-            <w:pPr>
-              <w:spacing w:before="0" w:after="0" w:line="276" w:lineRule="auto"/>
-              <w:ind w:firstLine="0"/>
-              <w:jc w:val="center"/>
-            </w:pPr>
-            <w:r/>
-            <w:r>
-              <w:rPr>
-                <w:rFonts w:ascii="Times New Roman" w:hAnsi="Times New Roman" w:eastAsia="楷体"/>
-                <w:b w:val="0"/>
-                <w:color w:val="000000"/>
-                <w:sz w:val="18"/>
-              </w:rPr>
-              <w:t>—</w:t>
-            </w:r>
-          </w:p>
-        </w:tc>
-        <w:tc>
-          <w:tcPr>
-            <w:tcW w:type="dxa" w:w="1344"/>
-            <w:vAlign w:val="center"/>
-            <w:tcBorders>
-              <w:top w:val="single" w:sz="4" w:color="A6A6A6"/>
-              <w:left w:val="single" w:sz="4" w:color="A6A6A6"/>
-              <w:bottom w:val="single" w:sz="4" w:color="A6A6A6"/>
-              <w:right w:val="single" w:sz="4" w:color="A6A6A6"/>
-            </w:tcBorders>
-          </w:tcPr>
-          <w:p>
-            <w:pPr>
-              <w:spacing w:before="0" w:after="0" w:line="276" w:lineRule="auto"/>
-              <w:ind w:firstLine="0"/>
-              <w:jc w:val="center"/>
-            </w:pPr>
-            <w:r/>
-            <w:r>
-              <w:rPr>
-                <w:rFonts w:ascii="Times New Roman" w:hAnsi="Times New Roman" w:eastAsia="楷体"/>
-                <w:b w:val="0"/>
-                <w:color w:val="000000"/>
-                <w:sz w:val="18"/>
-              </w:rPr>
-              <w:t>4.20%</w:t>
             </w:r>
           </w:p>
         </w:tc>
@@ -1151,1032 +1151,7 @@
                 <w:color w:val="000000"/>
                 <w:sz w:val="18"/>
               </w:rPr>
-              <w:t>—</w:t>
-            </w:r>
-          </w:p>
-        </w:tc>
-      </w:tr>
-      <w:tr>
-        <w:tc>
-          <w:tcPr>
-            <w:tcW w:type="dxa" w:w="1344"/>
-            <w:vAlign w:val="center"/>
-            <w:tcBorders>
-              <w:top w:val="single" w:sz="4" w:color="A6A6A6"/>
-              <w:left w:val="single" w:sz="4" w:color="A6A6A6"/>
-              <w:bottom w:val="single" w:sz="4" w:color="A6A6A6"/>
-              <w:right w:val="single" w:sz="4" w:color="A6A6A6"/>
-            </w:tcBorders>
-          </w:tcPr>
-          <w:p>
-            <w:pPr>
-              <w:spacing w:before="0" w:after="0" w:line="276" w:lineRule="auto"/>
-              <w:ind w:firstLine="0"/>
-              <w:jc w:val="left"/>
-            </w:pPr>
-            <w:r/>
-            <w:r>
-              <w:rPr>
-                <w:rFonts w:ascii="Times New Roman" w:hAnsi="Times New Roman" w:eastAsia="楷体"/>
-                <w:b w:val="0"/>
-                <w:color w:val="000000"/>
-                <w:sz w:val="18"/>
-              </w:rPr>
-              <w:t>白城市</w:t>
-            </w:r>
-          </w:p>
-        </w:tc>
-        <w:tc>
-          <w:tcPr>
-            <w:tcW w:type="dxa" w:w="1344"/>
-            <w:vAlign w:val="center"/>
-            <w:tcBorders>
-              <w:top w:val="single" w:sz="4" w:color="A6A6A6"/>
-              <w:left w:val="single" w:sz="4" w:color="A6A6A6"/>
-              <w:bottom w:val="single" w:sz="4" w:color="A6A6A6"/>
-              <w:right w:val="single" w:sz="4" w:color="A6A6A6"/>
-            </w:tcBorders>
-          </w:tcPr>
-          <w:p>
-            <w:pPr>
-              <w:spacing w:before="0" w:after="0" w:line="276" w:lineRule="auto"/>
-              <w:ind w:firstLine="0"/>
-              <w:jc w:val="center"/>
-            </w:pPr>
-            <w:r/>
-            <w:r>
-              <w:rPr>
-                <w:rFonts w:ascii="Times New Roman" w:hAnsi="Times New Roman" w:eastAsia="楷体"/>
-                <w:b w:val="0"/>
-                <w:color w:val="000000"/>
-                <w:sz w:val="18"/>
-              </w:rPr>
-              <w:t>626.52</w:t>
-            </w:r>
-          </w:p>
-        </w:tc>
-        <w:tc>
-          <w:tcPr>
-            <w:tcW w:type="dxa" w:w="1344"/>
-            <w:vAlign w:val="center"/>
-            <w:tcBorders>
-              <w:top w:val="single" w:sz="4" w:color="A6A6A6"/>
-              <w:left w:val="single" w:sz="4" w:color="A6A6A6"/>
-              <w:bottom w:val="single" w:sz="4" w:color="A6A6A6"/>
-              <w:right w:val="single" w:sz="4" w:color="A6A6A6"/>
-            </w:tcBorders>
-          </w:tcPr>
-          <w:p>
-            <w:pPr>
-              <w:spacing w:before="0" w:after="0" w:line="276" w:lineRule="auto"/>
-              <w:ind w:firstLine="0"/>
-              <w:jc w:val="center"/>
-            </w:pPr>
-            <w:r/>
-            <w:r>
-              <w:rPr>
-                <w:rFonts w:ascii="Times New Roman" w:hAnsi="Times New Roman" w:eastAsia="楷体"/>
-                <w:b w:val="0"/>
-                <w:color w:val="000000"/>
-                <w:sz w:val="18"/>
-              </w:rPr>
-              <w:t>—</w:t>
-            </w:r>
-          </w:p>
-        </w:tc>
-        <w:tc>
-          <w:tcPr>
-            <w:tcW w:type="dxa" w:w="1344"/>
-            <w:vAlign w:val="center"/>
-            <w:tcBorders>
-              <w:top w:val="single" w:sz="4" w:color="A6A6A6"/>
-              <w:left w:val="single" w:sz="4" w:color="A6A6A6"/>
-              <w:bottom w:val="single" w:sz="4" w:color="A6A6A6"/>
-              <w:right w:val="single" w:sz="4" w:color="A6A6A6"/>
-            </w:tcBorders>
-          </w:tcPr>
-          <w:p>
-            <w:pPr>
-              <w:spacing w:before="0" w:after="0" w:line="276" w:lineRule="auto"/>
-              <w:ind w:firstLine="0"/>
-              <w:jc w:val="center"/>
-            </w:pPr>
-            <w:r/>
-            <w:r>
-              <w:rPr>
-                <w:rFonts w:ascii="Times New Roman" w:hAnsi="Times New Roman" w:eastAsia="楷体"/>
-                <w:b w:val="0"/>
-                <w:color w:val="000000"/>
-                <w:sz w:val="18"/>
-              </w:rPr>
-              <w:t>4.40%</w:t>
-            </w:r>
-          </w:p>
-        </w:tc>
-        <w:tc>
-          <w:tcPr>
-            <w:tcW w:type="dxa" w:w="1344"/>
-            <w:vAlign w:val="center"/>
-            <w:tcBorders>
-              <w:top w:val="single" w:sz="4" w:color="A6A6A6"/>
-              <w:left w:val="single" w:sz="4" w:color="A6A6A6"/>
-              <w:bottom w:val="single" w:sz="4" w:color="A6A6A6"/>
-              <w:right w:val="single" w:sz="4" w:color="A6A6A6"/>
-            </w:tcBorders>
-          </w:tcPr>
-          <w:p>
-            <w:pPr>
-              <w:spacing w:before="0" w:after="0" w:line="276" w:lineRule="auto"/>
-              <w:ind w:firstLine="0"/>
-              <w:jc w:val="center"/>
-            </w:pPr>
-            <w:r/>
-            <w:r>
-              <w:rPr>
-                <w:rFonts w:ascii="Times New Roman" w:hAnsi="Times New Roman" w:eastAsia="楷体"/>
-                <w:b w:val="0"/>
-                <w:color w:val="000000"/>
-                <w:sz w:val="18"/>
-              </w:rPr>
-              <w:t xml:space="preserve"> </w:t>
-            </w:r>
-          </w:p>
-        </w:tc>
-        <w:tc>
-          <w:tcPr>
-            <w:tcW w:type="dxa" w:w="1344"/>
-            <w:vAlign w:val="center"/>
-            <w:tcBorders>
-              <w:top w:val="single" w:sz="4" w:color="A6A6A6"/>
-              <w:left w:val="single" w:sz="4" w:color="A6A6A6"/>
-              <w:bottom w:val="single" w:sz="4" w:color="A6A6A6"/>
-              <w:right w:val="single" w:sz="4" w:color="A6A6A6"/>
-            </w:tcBorders>
-          </w:tcPr>
-          <w:p>
-            <w:pPr>
-              <w:spacing w:before="0" w:after="0" w:line="276" w:lineRule="auto"/>
-              <w:ind w:firstLine="0"/>
-              <w:jc w:val="center"/>
-            </w:pPr>
-            <w:r/>
-            <w:r>
-              <w:rPr>
-                <w:rFonts w:ascii="Times New Roman" w:hAnsi="Times New Roman" w:eastAsia="楷体"/>
-                <w:b w:val="0"/>
-                <w:color w:val="000000"/>
-                <w:sz w:val="18"/>
-              </w:rPr>
-              <w:t>44.36</w:t>
-            </w:r>
-          </w:p>
-        </w:tc>
-        <w:tc>
-          <w:tcPr>
-            <w:tcW w:type="dxa" w:w="1344"/>
-            <w:vAlign w:val="center"/>
-            <w:tcBorders>
-              <w:top w:val="single" w:sz="4" w:color="A6A6A6"/>
-              <w:left w:val="single" w:sz="4" w:color="A6A6A6"/>
-              <w:bottom w:val="single" w:sz="4" w:color="A6A6A6"/>
-              <w:right w:val="single" w:sz="4" w:color="A6A6A6"/>
-            </w:tcBorders>
-          </w:tcPr>
-          <w:p>
-            <w:pPr>
-              <w:spacing w:before="0" w:after="0" w:line="276" w:lineRule="auto"/>
-              <w:ind w:firstLine="0"/>
-              <w:jc w:val="center"/>
-            </w:pPr>
-            <w:r/>
-            <w:r>
-              <w:rPr>
-                <w:rFonts w:ascii="Times New Roman" w:hAnsi="Times New Roman" w:eastAsia="楷体"/>
-                <w:b w:val="0"/>
-                <w:color w:val="000000"/>
-                <w:sz w:val="18"/>
-              </w:rPr>
-              <w:t>—</w:t>
-            </w:r>
-          </w:p>
-        </w:tc>
-      </w:tr>
-      <w:tr>
-        <w:tc>
-          <w:tcPr>
-            <w:tcW w:type="dxa" w:w="1344"/>
-            <w:vAlign w:val="center"/>
-            <w:tcBorders>
-              <w:top w:val="single" w:sz="4" w:color="A6A6A6"/>
-              <w:left w:val="single" w:sz="4" w:color="A6A6A6"/>
-              <w:bottom w:val="single" w:sz="4" w:color="A6A6A6"/>
-              <w:right w:val="single" w:sz="4" w:color="A6A6A6"/>
-            </w:tcBorders>
-          </w:tcPr>
-          <w:p>
-            <w:pPr>
-              <w:spacing w:before="0" w:after="0" w:line="276" w:lineRule="auto"/>
-              <w:ind w:firstLine="0"/>
-              <w:jc w:val="left"/>
-            </w:pPr>
-            <w:r/>
-            <w:r>
-              <w:rPr>
-                <w:rFonts w:ascii="Times New Roman" w:hAnsi="Times New Roman" w:eastAsia="楷体"/>
-                <w:b w:val="0"/>
-                <w:color w:val="000000"/>
-                <w:sz w:val="18"/>
-              </w:rPr>
-              <w:t>四平市</w:t>
-            </w:r>
-          </w:p>
-        </w:tc>
-        <w:tc>
-          <w:tcPr>
-            <w:tcW w:type="dxa" w:w="1344"/>
-            <w:vAlign w:val="center"/>
-            <w:tcBorders>
-              <w:top w:val="single" w:sz="4" w:color="A6A6A6"/>
-              <w:left w:val="single" w:sz="4" w:color="A6A6A6"/>
-              <w:bottom w:val="single" w:sz="4" w:color="A6A6A6"/>
-              <w:right w:val="single" w:sz="4" w:color="A6A6A6"/>
-            </w:tcBorders>
-          </w:tcPr>
-          <w:p>
-            <w:pPr>
-              <w:spacing w:before="0" w:after="0" w:line="276" w:lineRule="auto"/>
-              <w:ind w:firstLine="0"/>
-              <w:jc w:val="center"/>
-            </w:pPr>
-            <w:r/>
-            <w:r>
-              <w:rPr>
-                <w:rFonts w:ascii="Times New Roman" w:hAnsi="Times New Roman" w:eastAsia="楷体"/>
-                <w:b w:val="0"/>
-                <w:color w:val="000000"/>
-                <w:sz w:val="18"/>
-              </w:rPr>
-              <w:t>601.57</w:t>
-            </w:r>
-          </w:p>
-        </w:tc>
-        <w:tc>
-          <w:tcPr>
-            <w:tcW w:type="dxa" w:w="1344"/>
-            <w:vAlign w:val="center"/>
-            <w:tcBorders>
-              <w:top w:val="single" w:sz="4" w:color="A6A6A6"/>
-              <w:left w:val="single" w:sz="4" w:color="A6A6A6"/>
-              <w:bottom w:val="single" w:sz="4" w:color="A6A6A6"/>
-              <w:right w:val="single" w:sz="4" w:color="A6A6A6"/>
-            </w:tcBorders>
-          </w:tcPr>
-          <w:p>
-            <w:pPr>
-              <w:spacing w:before="0" w:after="0" w:line="276" w:lineRule="auto"/>
-              <w:ind w:firstLine="0"/>
-              <w:jc w:val="center"/>
-            </w:pPr>
-            <w:r/>
-            <w:r>
-              <w:rPr>
-                <w:rFonts w:ascii="Times New Roman" w:hAnsi="Times New Roman" w:eastAsia="楷体"/>
-                <w:b w:val="0"/>
-                <w:color w:val="000000"/>
-                <w:sz w:val="18"/>
-              </w:rPr>
-              <w:t>—</w:t>
-            </w:r>
-          </w:p>
-        </w:tc>
-        <w:tc>
-          <w:tcPr>
-            <w:tcW w:type="dxa" w:w="1344"/>
-            <w:vAlign w:val="center"/>
-            <w:tcBorders>
-              <w:top w:val="single" w:sz="4" w:color="A6A6A6"/>
-              <w:left w:val="single" w:sz="4" w:color="A6A6A6"/>
-              <w:bottom w:val="single" w:sz="4" w:color="A6A6A6"/>
-              <w:right w:val="single" w:sz="4" w:color="A6A6A6"/>
-            </w:tcBorders>
-          </w:tcPr>
-          <w:p>
-            <w:pPr>
-              <w:spacing w:before="0" w:after="0" w:line="276" w:lineRule="auto"/>
-              <w:ind w:firstLine="0"/>
-              <w:jc w:val="center"/>
-            </w:pPr>
-            <w:r/>
-            <w:r>
-              <w:rPr>
-                <w:rFonts w:ascii="Times New Roman" w:hAnsi="Times New Roman" w:eastAsia="楷体"/>
-                <w:b w:val="0"/>
-                <w:color w:val="000000"/>
-                <w:sz w:val="18"/>
-              </w:rPr>
-              <w:t>4.60%</w:t>
-            </w:r>
-          </w:p>
-        </w:tc>
-        <w:tc>
-          <w:tcPr>
-            <w:tcW w:type="dxa" w:w="1344"/>
-            <w:vAlign w:val="center"/>
-            <w:tcBorders>
-              <w:top w:val="single" w:sz="4" w:color="A6A6A6"/>
-              <w:left w:val="single" w:sz="4" w:color="A6A6A6"/>
-              <w:bottom w:val="single" w:sz="4" w:color="A6A6A6"/>
-              <w:right w:val="single" w:sz="4" w:color="A6A6A6"/>
-            </w:tcBorders>
-          </w:tcPr>
-          <w:p>
-            <w:pPr>
-              <w:spacing w:before="0" w:after="0" w:line="276" w:lineRule="auto"/>
-              <w:ind w:firstLine="0"/>
-              <w:jc w:val="center"/>
-            </w:pPr>
-            <w:r/>
-            <w:r>
-              <w:rPr>
-                <w:rFonts w:ascii="Times New Roman" w:hAnsi="Times New Roman" w:eastAsia="楷体"/>
-                <w:b w:val="0"/>
-                <w:color w:val="000000"/>
-                <w:sz w:val="18"/>
-              </w:rPr>
-              <w:t xml:space="preserve"> </w:t>
-            </w:r>
-          </w:p>
-        </w:tc>
-        <w:tc>
-          <w:tcPr>
-            <w:tcW w:type="dxa" w:w="1344"/>
-            <w:vAlign w:val="center"/>
-            <w:tcBorders>
-              <w:top w:val="single" w:sz="4" w:color="A6A6A6"/>
-              <w:left w:val="single" w:sz="4" w:color="A6A6A6"/>
-              <w:bottom w:val="single" w:sz="4" w:color="A6A6A6"/>
-              <w:right w:val="single" w:sz="4" w:color="A6A6A6"/>
-            </w:tcBorders>
-          </w:tcPr>
-          <w:p>
-            <w:pPr>
-              <w:spacing w:before="0" w:after="0" w:line="276" w:lineRule="auto"/>
-              <w:ind w:firstLine="0"/>
-              <w:jc w:val="center"/>
-            </w:pPr>
-            <w:r/>
-            <w:r>
-              <w:rPr>
-                <w:rFonts w:ascii="Times New Roman" w:hAnsi="Times New Roman" w:eastAsia="楷体"/>
-                <w:b w:val="0"/>
-                <w:color w:val="000000"/>
-                <w:sz w:val="18"/>
-              </w:rPr>
-              <w:t>—</w:t>
-            </w:r>
-          </w:p>
-        </w:tc>
-        <w:tc>
-          <w:tcPr>
-            <w:tcW w:type="dxa" w:w="1344"/>
-            <w:vAlign w:val="center"/>
-            <w:tcBorders>
-              <w:top w:val="single" w:sz="4" w:color="A6A6A6"/>
-              <w:left w:val="single" w:sz="4" w:color="A6A6A6"/>
-              <w:bottom w:val="single" w:sz="4" w:color="A6A6A6"/>
-              <w:right w:val="single" w:sz="4" w:color="A6A6A6"/>
-            </w:tcBorders>
-          </w:tcPr>
-          <w:p>
-            <w:pPr>
-              <w:spacing w:before="0" w:after="0" w:line="276" w:lineRule="auto"/>
-              <w:ind w:firstLine="0"/>
-              <w:jc w:val="center"/>
-            </w:pPr>
-            <w:r/>
-            <w:r>
-              <w:rPr>
-                <w:rFonts w:ascii="Times New Roman" w:hAnsi="Times New Roman" w:eastAsia="楷体"/>
-                <w:b w:val="0"/>
-                <w:color w:val="000000"/>
-                <w:sz w:val="18"/>
-              </w:rPr>
-              <w:t>—</w:t>
-            </w:r>
-          </w:p>
-        </w:tc>
-      </w:tr>
-      <w:tr>
-        <w:tc>
-          <w:tcPr>
-            <w:tcW w:type="dxa" w:w="1344"/>
-            <w:vAlign w:val="center"/>
-            <w:tcBorders>
-              <w:top w:val="single" w:sz="4" w:color="A6A6A6"/>
-              <w:left w:val="single" w:sz="4" w:color="A6A6A6"/>
-              <w:bottom w:val="single" w:sz="4" w:color="A6A6A6"/>
-              <w:right w:val="single" w:sz="4" w:color="A6A6A6"/>
-            </w:tcBorders>
-          </w:tcPr>
-          <w:p>
-            <w:pPr>
-              <w:spacing w:before="0" w:after="0" w:line="276" w:lineRule="auto"/>
-              <w:ind w:firstLine="0"/>
-              <w:jc w:val="left"/>
-            </w:pPr>
-            <w:r/>
-            <w:r>
-              <w:rPr>
-                <w:rFonts w:ascii="Times New Roman" w:hAnsi="Times New Roman" w:eastAsia="楷体"/>
-                <w:b w:val="0"/>
-                <w:color w:val="000000"/>
-                <w:sz w:val="18"/>
-              </w:rPr>
-              <w:t>通化市</w:t>
-            </w:r>
-          </w:p>
-        </w:tc>
-        <w:tc>
-          <w:tcPr>
-            <w:tcW w:type="dxa" w:w="1344"/>
-            <w:vAlign w:val="center"/>
-            <w:tcBorders>
-              <w:top w:val="single" w:sz="4" w:color="A6A6A6"/>
-              <w:left w:val="single" w:sz="4" w:color="A6A6A6"/>
-              <w:bottom w:val="single" w:sz="4" w:color="A6A6A6"/>
-              <w:right w:val="single" w:sz="4" w:color="A6A6A6"/>
-            </w:tcBorders>
-          </w:tcPr>
-          <w:p>
-            <w:pPr>
-              <w:spacing w:before="0" w:after="0" w:line="276" w:lineRule="auto"/>
-              <w:ind w:firstLine="0"/>
-              <w:jc w:val="center"/>
-            </w:pPr>
-            <w:r/>
-            <w:r>
-              <w:rPr>
-                <w:rFonts w:ascii="Times New Roman" w:hAnsi="Times New Roman" w:eastAsia="楷体"/>
-                <w:b w:val="0"/>
-                <w:color w:val="000000"/>
-                <w:sz w:val="18"/>
-              </w:rPr>
-              <w:t>592.14</w:t>
-            </w:r>
-          </w:p>
-        </w:tc>
-        <w:tc>
-          <w:tcPr>
-            <w:tcW w:type="dxa" w:w="1344"/>
-            <w:vAlign w:val="center"/>
-            <w:tcBorders>
-              <w:top w:val="single" w:sz="4" w:color="A6A6A6"/>
-              <w:left w:val="single" w:sz="4" w:color="A6A6A6"/>
-              <w:bottom w:val="single" w:sz="4" w:color="A6A6A6"/>
-              <w:right w:val="single" w:sz="4" w:color="A6A6A6"/>
-            </w:tcBorders>
-          </w:tcPr>
-          <w:p>
-            <w:pPr>
-              <w:spacing w:before="0" w:after="0" w:line="276" w:lineRule="auto"/>
-              <w:ind w:firstLine="0"/>
-              <w:jc w:val="center"/>
-            </w:pPr>
-            <w:r/>
-            <w:r>
-              <w:rPr>
-                <w:rFonts w:ascii="Times New Roman" w:hAnsi="Times New Roman" w:eastAsia="楷体"/>
-                <w:b w:val="0"/>
-                <w:color w:val="000000"/>
-                <w:sz w:val="18"/>
-              </w:rPr>
-              <w:t>—</w:t>
-            </w:r>
-          </w:p>
-        </w:tc>
-        <w:tc>
-          <w:tcPr>
-            <w:tcW w:type="dxa" w:w="1344"/>
-            <w:vAlign w:val="center"/>
-            <w:tcBorders>
-              <w:top w:val="single" w:sz="4" w:color="A6A6A6"/>
-              <w:left w:val="single" w:sz="4" w:color="A6A6A6"/>
-              <w:bottom w:val="single" w:sz="4" w:color="A6A6A6"/>
-              <w:right w:val="single" w:sz="4" w:color="A6A6A6"/>
-            </w:tcBorders>
-          </w:tcPr>
-          <w:p>
-            <w:pPr>
-              <w:spacing w:before="0" w:after="0" w:line="276" w:lineRule="auto"/>
-              <w:ind w:firstLine="0"/>
-              <w:jc w:val="center"/>
-            </w:pPr>
-            <w:r/>
-            <w:r>
-              <w:rPr>
-                <w:rFonts w:ascii="Times New Roman" w:hAnsi="Times New Roman" w:eastAsia="楷体"/>
-                <w:b w:val="0"/>
-                <w:color w:val="000000"/>
-                <w:sz w:val="18"/>
-              </w:rPr>
-              <w:t>4.50%</w:t>
-            </w:r>
-          </w:p>
-        </w:tc>
-        <w:tc>
-          <w:tcPr>
-            <w:tcW w:type="dxa" w:w="1344"/>
-            <w:vAlign w:val="center"/>
-            <w:tcBorders>
-              <w:top w:val="single" w:sz="4" w:color="A6A6A6"/>
-              <w:left w:val="single" w:sz="4" w:color="A6A6A6"/>
-              <w:bottom w:val="single" w:sz="4" w:color="A6A6A6"/>
-              <w:right w:val="single" w:sz="4" w:color="A6A6A6"/>
-            </w:tcBorders>
-          </w:tcPr>
-          <w:p>
-            <w:pPr>
-              <w:spacing w:before="0" w:after="0" w:line="276" w:lineRule="auto"/>
-              <w:ind w:firstLine="0"/>
-              <w:jc w:val="center"/>
-            </w:pPr>
-            <w:r/>
-            <w:r>
-              <w:rPr>
-                <w:rFonts w:ascii="Times New Roman" w:hAnsi="Times New Roman" w:eastAsia="楷体"/>
-                <w:b w:val="0"/>
-                <w:color w:val="000000"/>
-                <w:sz w:val="18"/>
-              </w:rPr>
-              <w:t xml:space="preserve"> </w:t>
-            </w:r>
-          </w:p>
-        </w:tc>
-        <w:tc>
-          <w:tcPr>
-            <w:tcW w:type="dxa" w:w="1344"/>
-            <w:vAlign w:val="center"/>
-            <w:tcBorders>
-              <w:top w:val="single" w:sz="4" w:color="A6A6A6"/>
-              <w:left w:val="single" w:sz="4" w:color="A6A6A6"/>
-              <w:bottom w:val="single" w:sz="4" w:color="A6A6A6"/>
-              <w:right w:val="single" w:sz="4" w:color="A6A6A6"/>
-            </w:tcBorders>
-          </w:tcPr>
-          <w:p>
-            <w:pPr>
-              <w:spacing w:before="0" w:after="0" w:line="276" w:lineRule="auto"/>
-              <w:ind w:firstLine="0"/>
-              <w:jc w:val="center"/>
-            </w:pPr>
-            <w:r/>
-            <w:r>
-              <w:rPr>
-                <w:rFonts w:ascii="Times New Roman" w:hAnsi="Times New Roman" w:eastAsia="楷体"/>
-                <w:b w:val="0"/>
-                <w:color w:val="000000"/>
-                <w:sz w:val="18"/>
-              </w:rPr>
-              <w:t>66.92</w:t>
-            </w:r>
-          </w:p>
-        </w:tc>
-        <w:tc>
-          <w:tcPr>
-            <w:tcW w:type="dxa" w:w="1344"/>
-            <w:vAlign w:val="center"/>
-            <w:tcBorders>
-              <w:top w:val="single" w:sz="4" w:color="A6A6A6"/>
-              <w:left w:val="single" w:sz="4" w:color="A6A6A6"/>
-              <w:bottom w:val="single" w:sz="4" w:color="A6A6A6"/>
-              <w:right w:val="single" w:sz="4" w:color="A6A6A6"/>
-            </w:tcBorders>
-          </w:tcPr>
-          <w:p>
-            <w:pPr>
-              <w:spacing w:before="0" w:after="0" w:line="276" w:lineRule="auto"/>
-              <w:ind w:firstLine="0"/>
-              <w:jc w:val="center"/>
-            </w:pPr>
-            <w:r/>
-            <w:r>
-              <w:rPr>
-                <w:rFonts w:ascii="Times New Roman" w:hAnsi="Times New Roman" w:eastAsia="楷体"/>
-                <w:b w:val="0"/>
-                <w:color w:val="000000"/>
-                <w:sz w:val="18"/>
-              </w:rPr>
-              <w:t>—</w:t>
-            </w:r>
-          </w:p>
-        </w:tc>
-      </w:tr>
-      <w:tr>
-        <w:tc>
-          <w:tcPr>
-            <w:tcW w:type="dxa" w:w="1344"/>
-            <w:vAlign w:val="center"/>
-            <w:tcBorders>
-              <w:top w:val="single" w:sz="4" w:color="A6A6A6"/>
-              <w:left w:val="single" w:sz="4" w:color="A6A6A6"/>
-              <w:bottom w:val="single" w:sz="4" w:color="A6A6A6"/>
-              <w:right w:val="single" w:sz="4" w:color="A6A6A6"/>
-            </w:tcBorders>
-          </w:tcPr>
-          <w:p>
-            <w:pPr>
-              <w:spacing w:before="0" w:after="0" w:line="276" w:lineRule="auto"/>
-              <w:ind w:firstLine="0"/>
-              <w:jc w:val="left"/>
-            </w:pPr>
-            <w:r/>
-            <w:r>
-              <w:rPr>
-                <w:rFonts w:ascii="Times New Roman" w:hAnsi="Times New Roman" w:eastAsia="楷体"/>
-                <w:b w:val="0"/>
-                <w:color w:val="000000"/>
-                <w:sz w:val="18"/>
-              </w:rPr>
-              <w:t>白山市</w:t>
-            </w:r>
-          </w:p>
-        </w:tc>
-        <w:tc>
-          <w:tcPr>
-            <w:tcW w:type="dxa" w:w="1344"/>
-            <w:vAlign w:val="center"/>
-            <w:tcBorders>
-              <w:top w:val="single" w:sz="4" w:color="A6A6A6"/>
-              <w:left w:val="single" w:sz="4" w:color="A6A6A6"/>
-              <w:bottom w:val="single" w:sz="4" w:color="A6A6A6"/>
-              <w:right w:val="single" w:sz="4" w:color="A6A6A6"/>
-            </w:tcBorders>
-          </w:tcPr>
-          <w:p>
-            <w:pPr>
-              <w:spacing w:before="0" w:after="0" w:line="276" w:lineRule="auto"/>
-              <w:ind w:firstLine="0"/>
-              <w:jc w:val="center"/>
-            </w:pPr>
-            <w:r/>
-            <w:r>
-              <w:rPr>
-                <w:rFonts w:ascii="Times New Roman" w:hAnsi="Times New Roman" w:eastAsia="楷体"/>
-                <w:b w:val="0"/>
-                <w:color w:val="000000"/>
-                <w:sz w:val="18"/>
-              </w:rPr>
-              <w:t>590.17</w:t>
-            </w:r>
-          </w:p>
-        </w:tc>
-        <w:tc>
-          <w:tcPr>
-            <w:tcW w:type="dxa" w:w="1344"/>
-            <w:vAlign w:val="center"/>
-            <w:tcBorders>
-              <w:top w:val="single" w:sz="4" w:color="A6A6A6"/>
-              <w:left w:val="single" w:sz="4" w:color="A6A6A6"/>
-              <w:bottom w:val="single" w:sz="4" w:color="A6A6A6"/>
-              <w:right w:val="single" w:sz="4" w:color="A6A6A6"/>
-            </w:tcBorders>
-          </w:tcPr>
-          <w:p>
-            <w:pPr>
-              <w:spacing w:before="0" w:after="0" w:line="276" w:lineRule="auto"/>
-              <w:ind w:firstLine="0"/>
-              <w:jc w:val="center"/>
-            </w:pPr>
-            <w:r/>
-            <w:r>
-              <w:rPr>
-                <w:rFonts w:ascii="Times New Roman" w:hAnsi="Times New Roman" w:eastAsia="楷体"/>
-                <w:b w:val="0"/>
-                <w:color w:val="000000"/>
-                <w:sz w:val="18"/>
-              </w:rPr>
-              <w:t>—</w:t>
-            </w:r>
-          </w:p>
-        </w:tc>
-        <w:tc>
-          <w:tcPr>
-            <w:tcW w:type="dxa" w:w="1344"/>
-            <w:vAlign w:val="center"/>
-            <w:tcBorders>
-              <w:top w:val="single" w:sz="4" w:color="A6A6A6"/>
-              <w:left w:val="single" w:sz="4" w:color="A6A6A6"/>
-              <w:bottom w:val="single" w:sz="4" w:color="A6A6A6"/>
-              <w:right w:val="single" w:sz="4" w:color="A6A6A6"/>
-            </w:tcBorders>
-          </w:tcPr>
-          <w:p>
-            <w:pPr>
-              <w:spacing w:before="0" w:after="0" w:line="276" w:lineRule="auto"/>
-              <w:ind w:firstLine="0"/>
-              <w:jc w:val="center"/>
-            </w:pPr>
-            <w:r/>
-            <w:r>
-              <w:rPr>
-                <w:rFonts w:ascii="Times New Roman" w:hAnsi="Times New Roman" w:eastAsia="楷体"/>
-                <w:b w:val="0"/>
-                <w:color w:val="000000"/>
-                <w:sz w:val="18"/>
-              </w:rPr>
-              <w:t>5.60%</w:t>
-            </w:r>
-          </w:p>
-        </w:tc>
-        <w:tc>
-          <w:tcPr>
-            <w:tcW w:type="dxa" w:w="1344"/>
-            <w:vAlign w:val="center"/>
-            <w:tcBorders>
-              <w:top w:val="single" w:sz="4" w:color="A6A6A6"/>
-              <w:left w:val="single" w:sz="4" w:color="A6A6A6"/>
-              <w:bottom w:val="single" w:sz="4" w:color="A6A6A6"/>
-              <w:right w:val="single" w:sz="4" w:color="A6A6A6"/>
-            </w:tcBorders>
-          </w:tcPr>
-          <w:p>
-            <w:pPr>
-              <w:spacing w:before="0" w:after="0" w:line="276" w:lineRule="auto"/>
-              <w:ind w:firstLine="0"/>
-              <w:jc w:val="center"/>
-            </w:pPr>
-            <w:r/>
-            <w:r>
-              <w:rPr>
-                <w:rFonts w:ascii="Times New Roman" w:hAnsi="Times New Roman" w:eastAsia="楷体"/>
-                <w:b w:val="0"/>
-                <w:color w:val="000000"/>
-                <w:sz w:val="18"/>
-              </w:rPr>
-              <w:t xml:space="preserve"> </w:t>
-            </w:r>
-          </w:p>
-        </w:tc>
-        <w:tc>
-          <w:tcPr>
-            <w:tcW w:type="dxa" w:w="1344"/>
-            <w:vAlign w:val="center"/>
-            <w:tcBorders>
-              <w:top w:val="single" w:sz="4" w:color="A6A6A6"/>
-              <w:left w:val="single" w:sz="4" w:color="A6A6A6"/>
-              <w:bottom w:val="single" w:sz="4" w:color="A6A6A6"/>
-              <w:right w:val="single" w:sz="4" w:color="A6A6A6"/>
-            </w:tcBorders>
-          </w:tcPr>
-          <w:p>
-            <w:pPr>
-              <w:spacing w:before="0" w:after="0" w:line="276" w:lineRule="auto"/>
-              <w:ind w:firstLine="0"/>
-              <w:jc w:val="center"/>
-            </w:pPr>
-            <w:r/>
-            <w:r>
-              <w:rPr>
-                <w:rFonts w:ascii="Times New Roman" w:hAnsi="Times New Roman" w:eastAsia="楷体"/>
-                <w:b w:val="0"/>
-                <w:color w:val="000000"/>
-                <w:sz w:val="18"/>
-              </w:rPr>
-              <w:t>36.80</w:t>
-            </w:r>
-          </w:p>
-        </w:tc>
-        <w:tc>
-          <w:tcPr>
-            <w:tcW w:type="dxa" w:w="1344"/>
-            <w:vAlign w:val="center"/>
-            <w:tcBorders>
-              <w:top w:val="single" w:sz="4" w:color="A6A6A6"/>
-              <w:left w:val="single" w:sz="4" w:color="A6A6A6"/>
-              <w:bottom w:val="single" w:sz="4" w:color="A6A6A6"/>
-              <w:right w:val="single" w:sz="4" w:color="A6A6A6"/>
-            </w:tcBorders>
-          </w:tcPr>
-          <w:p>
-            <w:pPr>
-              <w:spacing w:before="0" w:after="0" w:line="276" w:lineRule="auto"/>
-              <w:ind w:firstLine="0"/>
-              <w:jc w:val="center"/>
-            </w:pPr>
-            <w:r/>
-            <w:r>
-              <w:rPr>
-                <w:rFonts w:ascii="Times New Roman" w:hAnsi="Times New Roman" w:eastAsia="楷体"/>
-                <w:b w:val="0"/>
-                <w:color w:val="000000"/>
-                <w:sz w:val="18"/>
-              </w:rPr>
-              <w:t>—</w:t>
-            </w:r>
-          </w:p>
-        </w:tc>
-      </w:tr>
-      <w:tr>
-        <w:tc>
-          <w:tcPr>
-            <w:tcW w:type="dxa" w:w="1344"/>
-            <w:vAlign w:val="center"/>
-            <w:tcBorders>
-              <w:top w:val="single" w:sz="4" w:color="A6A6A6"/>
-              <w:left w:val="single" w:sz="4" w:color="A6A6A6"/>
-              <w:bottom w:val="single" w:sz="4" w:color="A6A6A6"/>
-              <w:right w:val="single" w:sz="4" w:color="A6A6A6"/>
-            </w:tcBorders>
-          </w:tcPr>
-          <w:p>
-            <w:pPr>
-              <w:spacing w:before="0" w:after="0" w:line="276" w:lineRule="auto"/>
-              <w:ind w:firstLine="0"/>
-              <w:jc w:val="left"/>
-            </w:pPr>
-            <w:r/>
-            <w:r>
-              <w:rPr>
-                <w:rFonts w:ascii="Times New Roman" w:hAnsi="Times New Roman" w:eastAsia="楷体"/>
-                <w:b w:val="0"/>
-                <w:color w:val="000000"/>
-                <w:sz w:val="18"/>
-              </w:rPr>
-              <w:t>辽源市</w:t>
-            </w:r>
-          </w:p>
-        </w:tc>
-        <w:tc>
-          <w:tcPr>
-            <w:tcW w:type="dxa" w:w="1344"/>
-            <w:vAlign w:val="center"/>
-            <w:tcBorders>
-              <w:top w:val="single" w:sz="4" w:color="A6A6A6"/>
-              <w:left w:val="single" w:sz="4" w:color="A6A6A6"/>
-              <w:bottom w:val="single" w:sz="4" w:color="A6A6A6"/>
-              <w:right w:val="single" w:sz="4" w:color="A6A6A6"/>
-            </w:tcBorders>
-          </w:tcPr>
-          <w:p>
-            <w:pPr>
-              <w:spacing w:before="0" w:after="0" w:line="276" w:lineRule="auto"/>
-              <w:ind w:firstLine="0"/>
-              <w:jc w:val="center"/>
-            </w:pPr>
-            <w:r/>
-            <w:r>
-              <w:rPr>
-                <w:rFonts w:ascii="Times New Roman" w:hAnsi="Times New Roman" w:eastAsia="楷体"/>
-                <w:b w:val="0"/>
-                <w:color w:val="000000"/>
-                <w:sz w:val="18"/>
-              </w:rPr>
-              <w:t>547.09</w:t>
-            </w:r>
-          </w:p>
-        </w:tc>
-        <w:tc>
-          <w:tcPr>
-            <w:tcW w:type="dxa" w:w="1344"/>
-            <w:vAlign w:val="center"/>
-            <w:tcBorders>
-              <w:top w:val="single" w:sz="4" w:color="A6A6A6"/>
-              <w:left w:val="single" w:sz="4" w:color="A6A6A6"/>
-              <w:bottom w:val="single" w:sz="4" w:color="A6A6A6"/>
-              <w:right w:val="single" w:sz="4" w:color="A6A6A6"/>
-            </w:tcBorders>
-          </w:tcPr>
-          <w:p>
-            <w:pPr>
-              <w:spacing w:before="0" w:after="0" w:line="276" w:lineRule="auto"/>
-              <w:ind w:firstLine="0"/>
-              <w:jc w:val="center"/>
-            </w:pPr>
-            <w:r/>
-            <w:r>
-              <w:rPr>
-                <w:rFonts w:ascii="Times New Roman" w:hAnsi="Times New Roman" w:eastAsia="楷体"/>
-                <w:b w:val="0"/>
-                <w:color w:val="000000"/>
-                <w:sz w:val="18"/>
-              </w:rPr>
-              <w:t>—</w:t>
-            </w:r>
-          </w:p>
-        </w:tc>
-        <w:tc>
-          <w:tcPr>
-            <w:tcW w:type="dxa" w:w="1344"/>
-            <w:vAlign w:val="center"/>
-            <w:tcBorders>
-              <w:top w:val="single" w:sz="4" w:color="A6A6A6"/>
-              <w:left w:val="single" w:sz="4" w:color="A6A6A6"/>
-              <w:bottom w:val="single" w:sz="4" w:color="A6A6A6"/>
-              <w:right w:val="single" w:sz="4" w:color="A6A6A6"/>
-            </w:tcBorders>
-          </w:tcPr>
-          <w:p>
-            <w:pPr>
-              <w:spacing w:before="0" w:after="0" w:line="276" w:lineRule="auto"/>
-              <w:ind w:firstLine="0"/>
-              <w:jc w:val="center"/>
-            </w:pPr>
-            <w:r/>
-            <w:r>
-              <w:rPr>
-                <w:rFonts w:ascii="Times New Roman" w:hAnsi="Times New Roman" w:eastAsia="楷体"/>
-                <w:b w:val="0"/>
-                <w:color w:val="000000"/>
-                <w:sz w:val="18"/>
-              </w:rPr>
-              <w:t>5.70%</w:t>
-            </w:r>
-          </w:p>
-        </w:tc>
-        <w:tc>
-          <w:tcPr>
-            <w:tcW w:type="dxa" w:w="1344"/>
-            <w:vAlign w:val="center"/>
-            <w:tcBorders>
-              <w:top w:val="single" w:sz="4" w:color="A6A6A6"/>
-              <w:left w:val="single" w:sz="4" w:color="A6A6A6"/>
-              <w:bottom w:val="single" w:sz="4" w:color="A6A6A6"/>
-              <w:right w:val="single" w:sz="4" w:color="A6A6A6"/>
-            </w:tcBorders>
-          </w:tcPr>
-          <w:p>
-            <w:pPr>
-              <w:spacing w:before="0" w:after="0" w:line="276" w:lineRule="auto"/>
-              <w:ind w:firstLine="0"/>
-              <w:jc w:val="center"/>
-            </w:pPr>
-            <w:r/>
-            <w:r>
-              <w:rPr>
-                <w:rFonts w:ascii="Times New Roman" w:hAnsi="Times New Roman" w:eastAsia="楷体"/>
-                <w:b w:val="0"/>
-                <w:color w:val="000000"/>
-                <w:sz w:val="18"/>
-              </w:rPr>
-              <w:t xml:space="preserve"> </w:t>
-            </w:r>
-          </w:p>
-        </w:tc>
-        <w:tc>
-          <w:tcPr>
-            <w:tcW w:type="dxa" w:w="1344"/>
-            <w:vAlign w:val="center"/>
-            <w:tcBorders>
-              <w:top w:val="single" w:sz="4" w:color="A6A6A6"/>
-              <w:left w:val="single" w:sz="4" w:color="A6A6A6"/>
-              <w:bottom w:val="single" w:sz="4" w:color="A6A6A6"/>
-              <w:right w:val="single" w:sz="4" w:color="A6A6A6"/>
-            </w:tcBorders>
-          </w:tcPr>
-          <w:p>
-            <w:pPr>
-              <w:spacing w:before="0" w:after="0" w:line="276" w:lineRule="auto"/>
-              <w:ind w:firstLine="0"/>
-              <w:jc w:val="center"/>
-            </w:pPr>
-            <w:r/>
-            <w:r>
-              <w:rPr>
-                <w:rFonts w:ascii="Times New Roman" w:hAnsi="Times New Roman" w:eastAsia="楷体"/>
-                <w:b w:val="0"/>
-                <w:color w:val="000000"/>
-                <w:sz w:val="18"/>
-              </w:rPr>
-              <w:t>31.77</w:t>
-            </w:r>
-          </w:p>
-        </w:tc>
-        <w:tc>
-          <w:tcPr>
-            <w:tcW w:type="dxa" w:w="1344"/>
-            <w:vAlign w:val="center"/>
-            <w:tcBorders>
-              <w:top w:val="single" w:sz="4" w:color="A6A6A6"/>
-              <w:left w:val="single" w:sz="4" w:color="A6A6A6"/>
-              <w:bottom w:val="single" w:sz="4" w:color="A6A6A6"/>
-              <w:right w:val="single" w:sz="4" w:color="A6A6A6"/>
-            </w:tcBorders>
-          </w:tcPr>
-          <w:p>
-            <w:pPr>
-              <w:spacing w:before="0" w:after="0" w:line="276" w:lineRule="auto"/>
-              <w:ind w:firstLine="0"/>
-              <w:jc w:val="center"/>
-            </w:pPr>
-            <w:r/>
-            <w:r>
-              <w:rPr>
-                <w:rFonts w:ascii="Times New Roman" w:hAnsi="Times New Roman" w:eastAsia="楷体"/>
-                <w:b w:val="0"/>
-                <w:color w:val="000000"/>
-                <w:sz w:val="18"/>
-              </w:rPr>
-              <w:t>—</w:t>
+              <w:t>0.27</w:t>
             </w:r>
           </w:p>
         </w:tc>
@@ -2209,7 +1184,7 @@
           <w:color w:val="000000"/>
           <w:sz w:val="21"/>
         </w:rPr>
-        <w:t>省内对比看，四平市2025年GDP总量601.57亿元、列全省第六位。整体来看，四平市经济基本面在吉林省内具有一定代表性，但需关注固定资产投资走势及新旧动能转换的接续性。</w:t>
+        <w:t>省内对比看，海口市2025年GDP总量2,562.85亿元、列全省第一位，约为省内第二的三亚市（1,033.88亿元）的2.5倍，“一城独大”格局明显；一般公共预算收入253.80亿元、稳居全省第一。整体来看，海口市在海南省内的经济与财政地位极为重要，但放到同类城市横向看，产业结构升级与新旧动能转换仍是中长期需要关注的核心课题。</w:t>
       </w:r>
     </w:p>
     <w:p>
@@ -2224,7 +1199,7 @@
           <w:color w:val="000000"/>
           <w:sz w:val="21"/>
         </w:rPr>
-        <w:t>■ 四平市财政体量在吉林省处于中游，税收占比—、税收占比处于一般水平；2025年末宽口径债务率—、处于水平待评估水平，。</w:t>
+        <w:t>■ 海口市财政体量在海南省稳居第一，税收占比处于70%以上的较高水平、显著高于全国地级市平均、财政质量较好；但受房地产市场调整影响，政府性基金收入较2023年累计缩水超三成、土地财政贡献度显著弱化；2025年末宽口径债务率450.86%、处于偏高水平，已显著高于公认的 300% 偏高临界线，后续偿债压力值得关注。</w:t>
       </w:r>
     </w:p>
     <w:p>
@@ -2239,7 +1214,22 @@
           <w:color w:val="000000"/>
           <w:sz w:val="21"/>
         </w:rPr>
-        <w:t>财政收入方面，2023、2024、2025年四平市一般公共预算收入分别为40.32亿元、48.45亿元、—亿元，其中税收收入18.62亿元、16.75亿元、—亿元，税收占比维持在46.19%、34.57%、—；一般公共预算支出240.79亿元、251.27亿元、—亿元，财政自给率16.74%、19.28%、—。</w:t>
+        <w:t>财政收入方面，2023、2024、2025年海口市一般公共预算收入分别为266.87亿元、258.26亿元、253.80亿元，在海南省内稳居第一；其中税收收入分别为224.18亿元、208.85亿元、213.40亿元，税收占比维持在84.01%、80.87%、84.08%，处于70%以上的较高水平、显著高于全国地级市平均、财政质量较好。一般公共预算支出分别为369.54亿元、372.07亿元、336.70亿元，财政自给率72.22%、69.41%、75.38%，财政自给率处于中等水平。</w:t>
+      </w:r>
+    </w:p>
+    <w:p>
+      <w:pPr>
+        <w:spacing w:before="0" w:after="60" w:line="360" w:lineRule="auto"/>
+        <w:ind w:firstLine="420"/>
+      </w:pPr>
+      <w:r>
+        <w:rPr>
+          <w:rFonts w:ascii="Times New Roman" w:hAnsi="Times New Roman" w:eastAsia="楷体"/>
+          <w:b w:val="0"/>
+          <w:color w:val="000000"/>
+          <w:sz w:val="21"/>
+        </w:rPr>
+        <w:t>政府性基金收入方面，2023、2024、2025年海口市政府性基金收入分别为140.39亿元、120.43亿元、68.40亿元，较2023年累计缩水超三成、土地财政贡献度显著弱化，反映地方综合财力对房地产周期与土地市场的敞口较大。</w:t>
       </w:r>
     </w:p>
     <w:p>
@@ -2255,7 +1245,7 @@
           <w:color w:val="000000"/>
           <w:sz w:val="21"/>
         </w:rPr>
-        <w:t>图表：2023-2025年四平市财政收入情况(单位:亿元、%)</w:t>
+        <w:t>图表：2023-2025年海口市财政收入情况(单位:亿元、%)</w:t>
       </w:r>
     </w:p>
     <w:tbl>
@@ -2540,7 +1530,7 @@
                 <w:color w:val="000000"/>
                 <w:sz w:val="18"/>
               </w:rPr>
-              <w:t>40.32</w:t>
+              <w:t>266.87</w:t>
             </w:r>
           </w:p>
         </w:tc>
@@ -2569,7 +1559,7 @@
                 <w:color w:val="000000"/>
                 <w:sz w:val="18"/>
               </w:rPr>
-              <w:t>51.50%</w:t>
+              <w:t>30.30%</w:t>
             </w:r>
           </w:p>
         </w:tc>
@@ -2598,7 +1588,7 @@
                 <w:color w:val="000000"/>
                 <w:sz w:val="18"/>
               </w:rPr>
-              <w:t>48.45</w:t>
+              <w:t>258.26</w:t>
             </w:r>
           </w:p>
         </w:tc>
@@ -2627,7 +1617,7 @@
                 <w:color w:val="000000"/>
                 <w:sz w:val="18"/>
               </w:rPr>
-              <w:t>20.16%</w:t>
+              <w:t>-3.23%</w:t>
             </w:r>
           </w:p>
         </w:tc>
@@ -2656,7 +1646,7 @@
                 <w:color w:val="000000"/>
                 <w:sz w:val="18"/>
               </w:rPr>
-              <w:t>—</w:t>
+              <w:t>253.80</w:t>
             </w:r>
           </w:p>
         </w:tc>
@@ -2685,7 +1675,7 @@
                 <w:color w:val="000000"/>
                 <w:sz w:val="18"/>
               </w:rPr>
-              <w:t>—</w:t>
+              <w:t>-1.73%</w:t>
             </w:r>
           </w:p>
         </w:tc>
@@ -2745,7 +1735,7 @@
                 <w:color w:val="000000"/>
                 <w:sz w:val="18"/>
               </w:rPr>
-              <w:t>18.62</w:t>
+              <w:t>224.18</w:t>
             </w:r>
           </w:p>
         </w:tc>
@@ -2803,7 +1793,7 @@
                 <w:color w:val="000000"/>
                 <w:sz w:val="18"/>
               </w:rPr>
-              <w:t>16.75</w:t>
+              <w:t>208.85</w:t>
             </w:r>
           </w:p>
         </w:tc>
@@ -2832,7 +1822,7 @@
                 <w:color w:val="000000"/>
                 <w:sz w:val="18"/>
               </w:rPr>
-              <w:t>-10.04%</w:t>
+              <w:t>-6.84%</w:t>
             </w:r>
           </w:p>
         </w:tc>
@@ -2861,7 +1851,7 @@
                 <w:color w:val="000000"/>
                 <w:sz w:val="18"/>
               </w:rPr>
-              <w:t>—</w:t>
+              <w:t>213.40</w:t>
             </w:r>
           </w:p>
         </w:tc>
@@ -2890,7 +1880,7 @@
                 <w:color w:val="000000"/>
                 <w:sz w:val="18"/>
               </w:rPr>
-              <w:t>—</w:t>
+              <w:t>2.18%</w:t>
             </w:r>
           </w:p>
         </w:tc>
@@ -2950,7 +1940,7 @@
                 <w:color w:val="000000"/>
                 <w:sz w:val="18"/>
               </w:rPr>
-              <w:t>46.19%</w:t>
+              <w:t>84.01%</w:t>
             </w:r>
           </w:p>
         </w:tc>
@@ -3008,7 +1998,7 @@
                 <w:color w:val="000000"/>
                 <w:sz w:val="18"/>
               </w:rPr>
-              <w:t>34.57%</w:t>
+              <w:t>80.87%</w:t>
             </w:r>
           </w:p>
         </w:tc>
@@ -3066,7 +2056,7 @@
                 <w:color w:val="000000"/>
                 <w:sz w:val="18"/>
               </w:rPr>
-              <w:t>—</w:t>
+              <w:t>84.08%</w:t>
             </w:r>
           </w:p>
         </w:tc>
@@ -3155,7 +2145,7 @@
                 <w:color w:val="000000"/>
                 <w:sz w:val="18"/>
               </w:rPr>
-              <w:t>240.79</w:t>
+              <w:t>369.54</w:t>
             </w:r>
           </w:p>
         </w:tc>
@@ -3213,7 +2203,7 @@
                 <w:color w:val="000000"/>
                 <w:sz w:val="18"/>
               </w:rPr>
-              <w:t>251.27</w:t>
+              <w:t>372.07</w:t>
             </w:r>
           </w:p>
         </w:tc>
@@ -3242,7 +2232,7 @@
                 <w:color w:val="000000"/>
                 <w:sz w:val="18"/>
               </w:rPr>
-              <w:t>4.35%</w:t>
+              <w:t>0.68%</w:t>
             </w:r>
           </w:p>
         </w:tc>
@@ -3271,7 +2261,7 @@
                 <w:color w:val="000000"/>
                 <w:sz w:val="18"/>
               </w:rPr>
-              <w:t>—</w:t>
+              <w:t>336.70</w:t>
             </w:r>
           </w:p>
         </w:tc>
@@ -3300,7 +2290,7 @@
                 <w:color w:val="000000"/>
                 <w:sz w:val="18"/>
               </w:rPr>
-              <w:t>—</w:t>
+              <w:t>-9.51%</w:t>
             </w:r>
           </w:p>
         </w:tc>
@@ -3360,7 +2350,7 @@
                 <w:color w:val="000000"/>
                 <w:sz w:val="18"/>
               </w:rPr>
-              <w:t>16.74%</w:t>
+              <w:t>72.22%</w:t>
             </w:r>
           </w:p>
         </w:tc>
@@ -3418,7 +2408,7 @@
                 <w:color w:val="000000"/>
                 <w:sz w:val="18"/>
               </w:rPr>
-              <w:t>19.28%</w:t>
+              <w:t>69.41%</w:t>
             </w:r>
           </w:p>
         </w:tc>
@@ -3476,7 +2466,7 @@
                 <w:color w:val="000000"/>
                 <w:sz w:val="18"/>
               </w:rPr>
-              <w:t>—</w:t>
+              <w:t>75.38%</w:t>
             </w:r>
           </w:p>
         </w:tc>
@@ -3565,7 +2555,7 @@
                 <w:color w:val="000000"/>
                 <w:sz w:val="18"/>
               </w:rPr>
-              <w:t>—</w:t>
+              <w:t>140.39</w:t>
             </w:r>
           </w:p>
         </w:tc>
@@ -3623,7 +2613,7 @@
                 <w:color w:val="000000"/>
                 <w:sz w:val="18"/>
               </w:rPr>
-              <w:t>—</w:t>
+              <w:t>120.43</w:t>
             </w:r>
           </w:p>
         </w:tc>
@@ -3652,7 +2642,7 @@
                 <w:color w:val="000000"/>
                 <w:sz w:val="18"/>
               </w:rPr>
-              <w:t>—</w:t>
+              <w:t>-14.22%</w:t>
             </w:r>
           </w:p>
         </w:tc>
@@ -3681,7 +2671,7 @@
                 <w:color w:val="000000"/>
                 <w:sz w:val="18"/>
               </w:rPr>
-              <w:t>—</w:t>
+              <w:t>68.40</w:t>
             </w:r>
           </w:p>
         </w:tc>
@@ -3710,7 +2700,7 @@
                 <w:color w:val="000000"/>
                 <w:sz w:val="18"/>
               </w:rPr>
-              <w:t>—</w:t>
+              <w:t>-43.20%</w:t>
             </w:r>
           </w:p>
         </w:tc>
@@ -3728,7 +2718,7 @@
           <w:color w:val="000000"/>
           <w:sz w:val="19"/>
         </w:rPr>
-        <w:t>资料来源:四平市财政决算、企业预警通,风控信评部整理</w:t>
+        <w:t>资料来源:海口市财政决算、企业预警通,风控信评部整理</w:t>
       </w:r>
     </w:p>
     <w:p>
@@ -3743,7 +2733,1291 @@
           <w:color w:val="000000"/>
           <w:sz w:val="21"/>
         </w:rPr>
-        <w:t>土地市场方面，【待补充:四平市土地出让与房地产销售数据（土地市场数据库未覆盖该市）】。</w:t>
+        <w:t>土地市场方面，2021、2022、2023、2024、2025年海口市经营性用地成交价分别为90.17亿元、126.03亿元、106.52亿元、120.74亿元、54.01亿元，2025年较2021年下降40.10%；同期平均溢价率为7.78%、1.37%、0.84%、0.82%、0.37%，整体处于低位、反映市场化主体拿地意愿与未来房价预期偏弱；成交楼面均价由2,597元/㎡降至2,306元/㎡、累计下降11.21%。2026年1-4月，海口市经营性用地累计成交14宗、规划建面33.33万㎡、成交价8.27亿元，延续低位运行。</w:t>
+      </w:r>
+    </w:p>
+    <w:p>
+      <w:pPr>
+        <w:spacing w:before="80" w:after="40" w:line="360" w:lineRule="auto"/>
+        <w:ind w:firstLine="0"/>
+        <w:jc w:val="center"/>
+      </w:pPr>
+      <w:r>
+        <w:rPr>
+          <w:rFonts w:ascii="Times New Roman" w:hAnsi="Times New Roman" w:eastAsia="楷体"/>
+          <w:b/>
+          <w:color w:val="000000"/>
+          <w:sz w:val="21"/>
+        </w:rPr>
+        <w:t>图表:2021-2025年海口市土地出让情况</w:t>
+      </w:r>
+    </w:p>
+    <w:tbl>
+      <w:tblPr>
+        <w:tblW w:type="auto" w:w="0"/>
+        <w:tblLayout w:type="autofit"/>
+        <w:tblLook w:firstColumn="1" w:firstRow="1" w:lastColumn="0" w:lastRow="0" w:noHBand="0" w:noVBand="1" w:val="04A0"/>
+      </w:tblPr>
+      <w:tblGrid>
+        <w:gridCol w:w="1568"/>
+        <w:gridCol w:w="1568"/>
+        <w:gridCol w:w="1568"/>
+        <w:gridCol w:w="1568"/>
+        <w:gridCol w:w="1568"/>
+        <w:gridCol w:w="1568"/>
+      </w:tblGrid>
+      <w:tr>
+        <w:tc>
+          <w:tcPr>
+            <w:tcW w:type="dxa" w:w="1568"/>
+            <w:vAlign w:val="center"/>
+            <w:shd w:val="clear" w:color="auto" w:fill="F1A983"/>
+            <w:tcBorders>
+              <w:top w:val="single" w:sz="4" w:color="A6A6A6"/>
+              <w:left w:val="single" w:sz="4" w:color="A6A6A6"/>
+              <w:bottom w:val="single" w:sz="4" w:color="A6A6A6"/>
+              <w:right w:val="single" w:sz="4" w:color="A6A6A6"/>
+            </w:tcBorders>
+          </w:tcPr>
+          <w:p>
+            <w:pPr>
+              <w:spacing w:before="0" w:after="0" w:line="276" w:lineRule="auto"/>
+              <w:ind w:firstLine="0"/>
+              <w:jc w:val="center"/>
+            </w:pPr>
+            <w:r/>
+            <w:r>
+              <w:rPr>
+                <w:rFonts w:ascii="Times New Roman" w:hAnsi="Times New Roman" w:eastAsia="楷体"/>
+                <w:b/>
+                <w:color w:val="000000"/>
+                <w:sz w:val="18"/>
+              </w:rPr>
+              <w:t>年度</w:t>
+            </w:r>
+          </w:p>
+        </w:tc>
+        <w:tc>
+          <w:tcPr>
+            <w:tcW w:type="dxa" w:w="1568"/>
+            <w:vAlign w:val="center"/>
+            <w:shd w:val="clear" w:color="auto" w:fill="F1A983"/>
+            <w:tcBorders>
+              <w:top w:val="single" w:sz="4" w:color="A6A6A6"/>
+              <w:left w:val="single" w:sz="4" w:color="A6A6A6"/>
+              <w:bottom w:val="single" w:sz="4" w:color="A6A6A6"/>
+              <w:right w:val="single" w:sz="4" w:color="A6A6A6"/>
+            </w:tcBorders>
+          </w:tcPr>
+          <w:p>
+            <w:pPr>
+              <w:spacing w:before="0" w:after="0" w:line="276" w:lineRule="auto"/>
+              <w:ind w:firstLine="0"/>
+              <w:jc w:val="center"/>
+            </w:pPr>
+            <w:r/>
+            <w:r>
+              <w:rPr>
+                <w:rFonts w:ascii="Times New Roman" w:hAnsi="Times New Roman" w:eastAsia="楷体"/>
+                <w:b/>
+                <w:color w:val="000000"/>
+                <w:sz w:val="18"/>
+              </w:rPr>
+              <w:t>土地宗数</w:t>
+            </w:r>
+          </w:p>
+        </w:tc>
+        <w:tc>
+          <w:tcPr>
+            <w:tcW w:type="dxa" w:w="1568"/>
+            <w:vAlign w:val="center"/>
+            <w:shd w:val="clear" w:color="auto" w:fill="F1A983"/>
+            <w:tcBorders>
+              <w:top w:val="single" w:sz="4" w:color="A6A6A6"/>
+              <w:left w:val="single" w:sz="4" w:color="A6A6A6"/>
+              <w:bottom w:val="single" w:sz="4" w:color="A6A6A6"/>
+              <w:right w:val="single" w:sz="4" w:color="A6A6A6"/>
+            </w:tcBorders>
+          </w:tcPr>
+          <w:p>
+            <w:pPr>
+              <w:spacing w:before="0" w:after="0" w:line="276" w:lineRule="auto"/>
+              <w:ind w:firstLine="0"/>
+              <w:jc w:val="center"/>
+            </w:pPr>
+            <w:r/>
+            <w:r>
+              <w:rPr>
+                <w:rFonts w:ascii="Times New Roman" w:hAnsi="Times New Roman" w:eastAsia="楷体"/>
+                <w:b/>
+                <w:color w:val="000000"/>
+                <w:sz w:val="18"/>
+              </w:rPr>
+              <w:t>规划建面(万㎡)</w:t>
+            </w:r>
+          </w:p>
+        </w:tc>
+        <w:tc>
+          <w:tcPr>
+            <w:tcW w:type="dxa" w:w="1568"/>
+            <w:vAlign w:val="center"/>
+            <w:shd w:val="clear" w:color="auto" w:fill="F1A983"/>
+            <w:tcBorders>
+              <w:top w:val="single" w:sz="4" w:color="A6A6A6"/>
+              <w:left w:val="single" w:sz="4" w:color="A6A6A6"/>
+              <w:bottom w:val="single" w:sz="4" w:color="A6A6A6"/>
+              <w:right w:val="single" w:sz="4" w:color="A6A6A6"/>
+            </w:tcBorders>
+          </w:tcPr>
+          <w:p>
+            <w:pPr>
+              <w:spacing w:before="0" w:after="0" w:line="276" w:lineRule="auto"/>
+              <w:ind w:firstLine="0"/>
+              <w:jc w:val="center"/>
+            </w:pPr>
+            <w:r/>
+            <w:r>
+              <w:rPr>
+                <w:rFonts w:ascii="Times New Roman" w:hAnsi="Times New Roman" w:eastAsia="楷体"/>
+                <w:b/>
+                <w:color w:val="000000"/>
+                <w:sz w:val="18"/>
+              </w:rPr>
+              <w:t>成交楼面均价(元/㎡)</w:t>
+            </w:r>
+          </w:p>
+        </w:tc>
+        <w:tc>
+          <w:tcPr>
+            <w:tcW w:type="dxa" w:w="1568"/>
+            <w:vAlign w:val="center"/>
+            <w:shd w:val="clear" w:color="auto" w:fill="F1A983"/>
+            <w:tcBorders>
+              <w:top w:val="single" w:sz="4" w:color="A6A6A6"/>
+              <w:left w:val="single" w:sz="4" w:color="A6A6A6"/>
+              <w:bottom w:val="single" w:sz="4" w:color="A6A6A6"/>
+              <w:right w:val="single" w:sz="4" w:color="A6A6A6"/>
+            </w:tcBorders>
+          </w:tcPr>
+          <w:p>
+            <w:pPr>
+              <w:spacing w:before="0" w:after="0" w:line="276" w:lineRule="auto"/>
+              <w:ind w:firstLine="0"/>
+              <w:jc w:val="center"/>
+            </w:pPr>
+            <w:r/>
+            <w:r>
+              <w:rPr>
+                <w:rFonts w:ascii="Times New Roman" w:hAnsi="Times New Roman" w:eastAsia="楷体"/>
+                <w:b/>
+                <w:color w:val="000000"/>
+                <w:sz w:val="18"/>
+              </w:rPr>
+              <w:t>平均溢价率</w:t>
+            </w:r>
+          </w:p>
+        </w:tc>
+        <w:tc>
+          <w:tcPr>
+            <w:tcW w:type="dxa" w:w="1568"/>
+            <w:vAlign w:val="center"/>
+            <w:shd w:val="clear" w:color="auto" w:fill="F1A983"/>
+            <w:tcBorders>
+              <w:top w:val="single" w:sz="4" w:color="A6A6A6"/>
+              <w:left w:val="single" w:sz="4" w:color="A6A6A6"/>
+              <w:bottom w:val="single" w:sz="4" w:color="A6A6A6"/>
+              <w:right w:val="single" w:sz="4" w:color="A6A6A6"/>
+            </w:tcBorders>
+          </w:tcPr>
+          <w:p>
+            <w:pPr>
+              <w:spacing w:before="0" w:after="0" w:line="276" w:lineRule="auto"/>
+              <w:ind w:firstLine="0"/>
+              <w:jc w:val="center"/>
+            </w:pPr>
+            <w:r/>
+            <w:r>
+              <w:rPr>
+                <w:rFonts w:ascii="Times New Roman" w:hAnsi="Times New Roman" w:eastAsia="楷体"/>
+                <w:b/>
+                <w:color w:val="000000"/>
+                <w:sz w:val="18"/>
+              </w:rPr>
+              <w:t>成交价(亿元)</w:t>
+            </w:r>
+          </w:p>
+        </w:tc>
+      </w:tr>
+      <w:tr>
+        <w:tc>
+          <w:tcPr>
+            <w:tcW w:type="dxa" w:w="1568"/>
+            <w:vAlign w:val="center"/>
+            <w:tcBorders>
+              <w:top w:val="single" w:sz="4" w:color="A6A6A6"/>
+              <w:left w:val="single" w:sz="4" w:color="A6A6A6"/>
+              <w:bottom w:val="single" w:sz="4" w:color="A6A6A6"/>
+              <w:right w:val="single" w:sz="4" w:color="A6A6A6"/>
+            </w:tcBorders>
+          </w:tcPr>
+          <w:p>
+            <w:pPr>
+              <w:spacing w:before="0" w:after="0" w:line="276" w:lineRule="auto"/>
+              <w:ind w:firstLine="0"/>
+              <w:jc w:val="left"/>
+            </w:pPr>
+            <w:r/>
+            <w:r>
+              <w:rPr>
+                <w:rFonts w:ascii="Times New Roman" w:hAnsi="Times New Roman" w:eastAsia="楷体"/>
+                <w:b w:val="0"/>
+                <w:color w:val="000000"/>
+                <w:sz w:val="18"/>
+              </w:rPr>
+              <w:t>2021</w:t>
+            </w:r>
+          </w:p>
+        </w:tc>
+        <w:tc>
+          <w:tcPr>
+            <w:tcW w:type="dxa" w:w="1568"/>
+            <w:vAlign w:val="center"/>
+            <w:tcBorders>
+              <w:top w:val="single" w:sz="4" w:color="A6A6A6"/>
+              <w:left w:val="single" w:sz="4" w:color="A6A6A6"/>
+              <w:bottom w:val="single" w:sz="4" w:color="A6A6A6"/>
+              <w:right w:val="single" w:sz="4" w:color="A6A6A6"/>
+            </w:tcBorders>
+          </w:tcPr>
+          <w:p>
+            <w:pPr>
+              <w:spacing w:before="0" w:after="0" w:line="276" w:lineRule="auto"/>
+              <w:ind w:firstLine="0"/>
+              <w:jc w:val="center"/>
+            </w:pPr>
+            <w:r/>
+            <w:r>
+              <w:rPr>
+                <w:rFonts w:ascii="Times New Roman" w:hAnsi="Times New Roman" w:eastAsia="楷体"/>
+                <w:b w:val="0"/>
+                <w:color w:val="000000"/>
+                <w:sz w:val="18"/>
+              </w:rPr>
+              <w:t>68</w:t>
+            </w:r>
+          </w:p>
+        </w:tc>
+        <w:tc>
+          <w:tcPr>
+            <w:tcW w:type="dxa" w:w="1568"/>
+            <w:vAlign w:val="center"/>
+            <w:tcBorders>
+              <w:top w:val="single" w:sz="4" w:color="A6A6A6"/>
+              <w:left w:val="single" w:sz="4" w:color="A6A6A6"/>
+              <w:bottom w:val="single" w:sz="4" w:color="A6A6A6"/>
+              <w:right w:val="single" w:sz="4" w:color="A6A6A6"/>
+            </w:tcBorders>
+          </w:tcPr>
+          <w:p>
+            <w:pPr>
+              <w:spacing w:before="0" w:after="0" w:line="276" w:lineRule="auto"/>
+              <w:ind w:firstLine="0"/>
+              <w:jc w:val="center"/>
+            </w:pPr>
+            <w:r/>
+            <w:r>
+              <w:rPr>
+                <w:rFonts w:ascii="Times New Roman" w:hAnsi="Times New Roman" w:eastAsia="楷体"/>
+                <w:b w:val="0"/>
+                <w:color w:val="000000"/>
+                <w:sz w:val="18"/>
+              </w:rPr>
+              <w:t>347.15</w:t>
+            </w:r>
+          </w:p>
+        </w:tc>
+        <w:tc>
+          <w:tcPr>
+            <w:tcW w:type="dxa" w:w="1568"/>
+            <w:vAlign w:val="center"/>
+            <w:tcBorders>
+              <w:top w:val="single" w:sz="4" w:color="A6A6A6"/>
+              <w:left w:val="single" w:sz="4" w:color="A6A6A6"/>
+              <w:bottom w:val="single" w:sz="4" w:color="A6A6A6"/>
+              <w:right w:val="single" w:sz="4" w:color="A6A6A6"/>
+            </w:tcBorders>
+          </w:tcPr>
+          <w:p>
+            <w:pPr>
+              <w:spacing w:before="0" w:after="0" w:line="276" w:lineRule="auto"/>
+              <w:ind w:firstLine="0"/>
+              <w:jc w:val="center"/>
+            </w:pPr>
+            <w:r/>
+            <w:r>
+              <w:rPr>
+                <w:rFonts w:ascii="Times New Roman" w:hAnsi="Times New Roman" w:eastAsia="楷体"/>
+                <w:b w:val="0"/>
+                <w:color w:val="000000"/>
+                <w:sz w:val="18"/>
+              </w:rPr>
+              <w:t>2,597</w:t>
+            </w:r>
+          </w:p>
+        </w:tc>
+        <w:tc>
+          <w:tcPr>
+            <w:tcW w:type="dxa" w:w="1568"/>
+            <w:vAlign w:val="center"/>
+            <w:tcBorders>
+              <w:top w:val="single" w:sz="4" w:color="A6A6A6"/>
+              <w:left w:val="single" w:sz="4" w:color="A6A6A6"/>
+              <w:bottom w:val="single" w:sz="4" w:color="A6A6A6"/>
+              <w:right w:val="single" w:sz="4" w:color="A6A6A6"/>
+            </w:tcBorders>
+          </w:tcPr>
+          <w:p>
+            <w:pPr>
+              <w:spacing w:before="0" w:after="0" w:line="276" w:lineRule="auto"/>
+              <w:ind w:firstLine="0"/>
+              <w:jc w:val="center"/>
+            </w:pPr>
+            <w:r/>
+            <w:r>
+              <w:rPr>
+                <w:rFonts w:ascii="Times New Roman" w:hAnsi="Times New Roman" w:eastAsia="楷体"/>
+                <w:b w:val="0"/>
+                <w:color w:val="000000"/>
+                <w:sz w:val="18"/>
+              </w:rPr>
+              <w:t>7.78%</w:t>
+            </w:r>
+          </w:p>
+        </w:tc>
+        <w:tc>
+          <w:tcPr>
+            <w:tcW w:type="dxa" w:w="1568"/>
+            <w:vAlign w:val="center"/>
+            <w:tcBorders>
+              <w:top w:val="single" w:sz="4" w:color="A6A6A6"/>
+              <w:left w:val="single" w:sz="4" w:color="A6A6A6"/>
+              <w:bottom w:val="single" w:sz="4" w:color="A6A6A6"/>
+              <w:right w:val="single" w:sz="4" w:color="A6A6A6"/>
+            </w:tcBorders>
+          </w:tcPr>
+          <w:p>
+            <w:pPr>
+              <w:spacing w:before="0" w:after="0" w:line="276" w:lineRule="auto"/>
+              <w:ind w:firstLine="0"/>
+              <w:jc w:val="center"/>
+            </w:pPr>
+            <w:r/>
+            <w:r>
+              <w:rPr>
+                <w:rFonts w:ascii="Times New Roman" w:hAnsi="Times New Roman" w:eastAsia="楷体"/>
+                <w:b w:val="0"/>
+                <w:color w:val="000000"/>
+                <w:sz w:val="18"/>
+              </w:rPr>
+              <w:t>90.17</w:t>
+            </w:r>
+          </w:p>
+        </w:tc>
+      </w:tr>
+      <w:tr>
+        <w:tc>
+          <w:tcPr>
+            <w:tcW w:type="dxa" w:w="1568"/>
+            <w:vAlign w:val="center"/>
+            <w:tcBorders>
+              <w:top w:val="single" w:sz="4" w:color="A6A6A6"/>
+              <w:left w:val="single" w:sz="4" w:color="A6A6A6"/>
+              <w:bottom w:val="single" w:sz="4" w:color="A6A6A6"/>
+              <w:right w:val="single" w:sz="4" w:color="A6A6A6"/>
+            </w:tcBorders>
+          </w:tcPr>
+          <w:p>
+            <w:pPr>
+              <w:spacing w:before="0" w:after="0" w:line="276" w:lineRule="auto"/>
+              <w:ind w:firstLine="0"/>
+              <w:jc w:val="left"/>
+            </w:pPr>
+            <w:r/>
+            <w:r>
+              <w:rPr>
+                <w:rFonts w:ascii="Times New Roman" w:hAnsi="Times New Roman" w:eastAsia="楷体"/>
+                <w:b w:val="0"/>
+                <w:color w:val="000000"/>
+                <w:sz w:val="18"/>
+              </w:rPr>
+              <w:t>2022</w:t>
+            </w:r>
+          </w:p>
+        </w:tc>
+        <w:tc>
+          <w:tcPr>
+            <w:tcW w:type="dxa" w:w="1568"/>
+            <w:vAlign w:val="center"/>
+            <w:tcBorders>
+              <w:top w:val="single" w:sz="4" w:color="A6A6A6"/>
+              <w:left w:val="single" w:sz="4" w:color="A6A6A6"/>
+              <w:bottom w:val="single" w:sz="4" w:color="A6A6A6"/>
+              <w:right w:val="single" w:sz="4" w:color="A6A6A6"/>
+            </w:tcBorders>
+          </w:tcPr>
+          <w:p>
+            <w:pPr>
+              <w:spacing w:before="0" w:after="0" w:line="276" w:lineRule="auto"/>
+              <w:ind w:firstLine="0"/>
+              <w:jc w:val="center"/>
+            </w:pPr>
+            <w:r/>
+            <w:r>
+              <w:rPr>
+                <w:rFonts w:ascii="Times New Roman" w:hAnsi="Times New Roman" w:eastAsia="楷体"/>
+                <w:b w:val="0"/>
+                <w:color w:val="000000"/>
+                <w:sz w:val="18"/>
+              </w:rPr>
+              <w:t>70</w:t>
+            </w:r>
+          </w:p>
+        </w:tc>
+        <w:tc>
+          <w:tcPr>
+            <w:tcW w:type="dxa" w:w="1568"/>
+            <w:vAlign w:val="center"/>
+            <w:tcBorders>
+              <w:top w:val="single" w:sz="4" w:color="A6A6A6"/>
+              <w:left w:val="single" w:sz="4" w:color="A6A6A6"/>
+              <w:bottom w:val="single" w:sz="4" w:color="A6A6A6"/>
+              <w:right w:val="single" w:sz="4" w:color="A6A6A6"/>
+            </w:tcBorders>
+          </w:tcPr>
+          <w:p>
+            <w:pPr>
+              <w:spacing w:before="0" w:after="0" w:line="276" w:lineRule="auto"/>
+              <w:ind w:firstLine="0"/>
+              <w:jc w:val="center"/>
+            </w:pPr>
+            <w:r/>
+            <w:r>
+              <w:rPr>
+                <w:rFonts w:ascii="Times New Roman" w:hAnsi="Times New Roman" w:eastAsia="楷体"/>
+                <w:b w:val="0"/>
+                <w:color w:val="000000"/>
+                <w:sz w:val="18"/>
+              </w:rPr>
+              <w:t>390.62</w:t>
+            </w:r>
+          </w:p>
+        </w:tc>
+        <w:tc>
+          <w:tcPr>
+            <w:tcW w:type="dxa" w:w="1568"/>
+            <w:vAlign w:val="center"/>
+            <w:tcBorders>
+              <w:top w:val="single" w:sz="4" w:color="A6A6A6"/>
+              <w:left w:val="single" w:sz="4" w:color="A6A6A6"/>
+              <w:bottom w:val="single" w:sz="4" w:color="A6A6A6"/>
+              <w:right w:val="single" w:sz="4" w:color="A6A6A6"/>
+            </w:tcBorders>
+          </w:tcPr>
+          <w:p>
+            <w:pPr>
+              <w:spacing w:before="0" w:after="0" w:line="276" w:lineRule="auto"/>
+              <w:ind w:firstLine="0"/>
+              <w:jc w:val="center"/>
+            </w:pPr>
+            <w:r/>
+            <w:r>
+              <w:rPr>
+                <w:rFonts w:ascii="Times New Roman" w:hAnsi="Times New Roman" w:eastAsia="楷体"/>
+                <w:b w:val="0"/>
+                <w:color w:val="000000"/>
+                <w:sz w:val="18"/>
+              </w:rPr>
+              <w:t>3,217</w:t>
+            </w:r>
+          </w:p>
+        </w:tc>
+        <w:tc>
+          <w:tcPr>
+            <w:tcW w:type="dxa" w:w="1568"/>
+            <w:vAlign w:val="center"/>
+            <w:tcBorders>
+              <w:top w:val="single" w:sz="4" w:color="A6A6A6"/>
+              <w:left w:val="single" w:sz="4" w:color="A6A6A6"/>
+              <w:bottom w:val="single" w:sz="4" w:color="A6A6A6"/>
+              <w:right w:val="single" w:sz="4" w:color="A6A6A6"/>
+            </w:tcBorders>
+          </w:tcPr>
+          <w:p>
+            <w:pPr>
+              <w:spacing w:before="0" w:after="0" w:line="276" w:lineRule="auto"/>
+              <w:ind w:firstLine="0"/>
+              <w:jc w:val="center"/>
+            </w:pPr>
+            <w:r/>
+            <w:r>
+              <w:rPr>
+                <w:rFonts w:ascii="Times New Roman" w:hAnsi="Times New Roman" w:eastAsia="楷体"/>
+                <w:b w:val="0"/>
+                <w:color w:val="000000"/>
+                <w:sz w:val="18"/>
+              </w:rPr>
+              <w:t>1.37%</w:t>
+            </w:r>
+          </w:p>
+        </w:tc>
+        <w:tc>
+          <w:tcPr>
+            <w:tcW w:type="dxa" w:w="1568"/>
+            <w:vAlign w:val="center"/>
+            <w:tcBorders>
+              <w:top w:val="single" w:sz="4" w:color="A6A6A6"/>
+              <w:left w:val="single" w:sz="4" w:color="A6A6A6"/>
+              <w:bottom w:val="single" w:sz="4" w:color="A6A6A6"/>
+              <w:right w:val="single" w:sz="4" w:color="A6A6A6"/>
+            </w:tcBorders>
+          </w:tcPr>
+          <w:p>
+            <w:pPr>
+              <w:spacing w:before="0" w:after="0" w:line="276" w:lineRule="auto"/>
+              <w:ind w:firstLine="0"/>
+              <w:jc w:val="center"/>
+            </w:pPr>
+            <w:r/>
+            <w:r>
+              <w:rPr>
+                <w:rFonts w:ascii="Times New Roman" w:hAnsi="Times New Roman" w:eastAsia="楷体"/>
+                <w:b w:val="0"/>
+                <w:color w:val="000000"/>
+                <w:sz w:val="18"/>
+              </w:rPr>
+              <w:t>126.03</w:t>
+            </w:r>
+          </w:p>
+        </w:tc>
+      </w:tr>
+      <w:tr>
+        <w:tc>
+          <w:tcPr>
+            <w:tcW w:type="dxa" w:w="1568"/>
+            <w:vAlign w:val="center"/>
+            <w:tcBorders>
+              <w:top w:val="single" w:sz="4" w:color="A6A6A6"/>
+              <w:left w:val="single" w:sz="4" w:color="A6A6A6"/>
+              <w:bottom w:val="single" w:sz="4" w:color="A6A6A6"/>
+              <w:right w:val="single" w:sz="4" w:color="A6A6A6"/>
+            </w:tcBorders>
+          </w:tcPr>
+          <w:p>
+            <w:pPr>
+              <w:spacing w:before="0" w:after="0" w:line="276" w:lineRule="auto"/>
+              <w:ind w:firstLine="0"/>
+              <w:jc w:val="left"/>
+            </w:pPr>
+            <w:r/>
+            <w:r>
+              <w:rPr>
+                <w:rFonts w:ascii="Times New Roman" w:hAnsi="Times New Roman" w:eastAsia="楷体"/>
+                <w:b w:val="0"/>
+                <w:color w:val="000000"/>
+                <w:sz w:val="18"/>
+              </w:rPr>
+              <w:t>2023</w:t>
+            </w:r>
+          </w:p>
+        </w:tc>
+        <w:tc>
+          <w:tcPr>
+            <w:tcW w:type="dxa" w:w="1568"/>
+            <w:vAlign w:val="center"/>
+            <w:tcBorders>
+              <w:top w:val="single" w:sz="4" w:color="A6A6A6"/>
+              <w:left w:val="single" w:sz="4" w:color="A6A6A6"/>
+              <w:bottom w:val="single" w:sz="4" w:color="A6A6A6"/>
+              <w:right w:val="single" w:sz="4" w:color="A6A6A6"/>
+            </w:tcBorders>
+          </w:tcPr>
+          <w:p>
+            <w:pPr>
+              <w:spacing w:before="0" w:after="0" w:line="276" w:lineRule="auto"/>
+              <w:ind w:firstLine="0"/>
+              <w:jc w:val="center"/>
+            </w:pPr>
+            <w:r/>
+            <w:r>
+              <w:rPr>
+                <w:rFonts w:ascii="Times New Roman" w:hAnsi="Times New Roman" w:eastAsia="楷体"/>
+                <w:b w:val="0"/>
+                <w:color w:val="000000"/>
+                <w:sz w:val="18"/>
+              </w:rPr>
+              <w:t>68</w:t>
+            </w:r>
+          </w:p>
+        </w:tc>
+        <w:tc>
+          <w:tcPr>
+            <w:tcW w:type="dxa" w:w="1568"/>
+            <w:vAlign w:val="center"/>
+            <w:tcBorders>
+              <w:top w:val="single" w:sz="4" w:color="A6A6A6"/>
+              <w:left w:val="single" w:sz="4" w:color="A6A6A6"/>
+              <w:bottom w:val="single" w:sz="4" w:color="A6A6A6"/>
+              <w:right w:val="single" w:sz="4" w:color="A6A6A6"/>
+            </w:tcBorders>
+          </w:tcPr>
+          <w:p>
+            <w:pPr>
+              <w:spacing w:before="0" w:after="0" w:line="276" w:lineRule="auto"/>
+              <w:ind w:firstLine="0"/>
+              <w:jc w:val="center"/>
+            </w:pPr>
+            <w:r/>
+            <w:r>
+              <w:rPr>
+                <w:rFonts w:ascii="Times New Roman" w:hAnsi="Times New Roman" w:eastAsia="楷体"/>
+                <w:b w:val="0"/>
+                <w:color w:val="000000"/>
+                <w:sz w:val="18"/>
+              </w:rPr>
+              <w:t>347.21</w:t>
+            </w:r>
+          </w:p>
+        </w:tc>
+        <w:tc>
+          <w:tcPr>
+            <w:tcW w:type="dxa" w:w="1568"/>
+            <w:vAlign w:val="center"/>
+            <w:tcBorders>
+              <w:top w:val="single" w:sz="4" w:color="A6A6A6"/>
+              <w:left w:val="single" w:sz="4" w:color="A6A6A6"/>
+              <w:bottom w:val="single" w:sz="4" w:color="A6A6A6"/>
+              <w:right w:val="single" w:sz="4" w:color="A6A6A6"/>
+            </w:tcBorders>
+          </w:tcPr>
+          <w:p>
+            <w:pPr>
+              <w:spacing w:before="0" w:after="0" w:line="276" w:lineRule="auto"/>
+              <w:ind w:firstLine="0"/>
+              <w:jc w:val="center"/>
+            </w:pPr>
+            <w:r/>
+            <w:r>
+              <w:rPr>
+                <w:rFonts w:ascii="Times New Roman" w:hAnsi="Times New Roman" w:eastAsia="楷体"/>
+                <w:b w:val="0"/>
+                <w:color w:val="000000"/>
+                <w:sz w:val="18"/>
+              </w:rPr>
+              <w:t>3,068</w:t>
+            </w:r>
+          </w:p>
+        </w:tc>
+        <w:tc>
+          <w:tcPr>
+            <w:tcW w:type="dxa" w:w="1568"/>
+            <w:vAlign w:val="center"/>
+            <w:tcBorders>
+              <w:top w:val="single" w:sz="4" w:color="A6A6A6"/>
+              <w:left w:val="single" w:sz="4" w:color="A6A6A6"/>
+              <w:bottom w:val="single" w:sz="4" w:color="A6A6A6"/>
+              <w:right w:val="single" w:sz="4" w:color="A6A6A6"/>
+            </w:tcBorders>
+          </w:tcPr>
+          <w:p>
+            <w:pPr>
+              <w:spacing w:before="0" w:after="0" w:line="276" w:lineRule="auto"/>
+              <w:ind w:firstLine="0"/>
+              <w:jc w:val="center"/>
+            </w:pPr>
+            <w:r/>
+            <w:r>
+              <w:rPr>
+                <w:rFonts w:ascii="Times New Roman" w:hAnsi="Times New Roman" w:eastAsia="楷体"/>
+                <w:b w:val="0"/>
+                <w:color w:val="000000"/>
+                <w:sz w:val="18"/>
+              </w:rPr>
+              <w:t>0.84%</w:t>
+            </w:r>
+          </w:p>
+        </w:tc>
+        <w:tc>
+          <w:tcPr>
+            <w:tcW w:type="dxa" w:w="1568"/>
+            <w:vAlign w:val="center"/>
+            <w:tcBorders>
+              <w:top w:val="single" w:sz="4" w:color="A6A6A6"/>
+              <w:left w:val="single" w:sz="4" w:color="A6A6A6"/>
+              <w:bottom w:val="single" w:sz="4" w:color="A6A6A6"/>
+              <w:right w:val="single" w:sz="4" w:color="A6A6A6"/>
+            </w:tcBorders>
+          </w:tcPr>
+          <w:p>
+            <w:pPr>
+              <w:spacing w:before="0" w:after="0" w:line="276" w:lineRule="auto"/>
+              <w:ind w:firstLine="0"/>
+              <w:jc w:val="center"/>
+            </w:pPr>
+            <w:r/>
+            <w:r>
+              <w:rPr>
+                <w:rFonts w:ascii="Times New Roman" w:hAnsi="Times New Roman" w:eastAsia="楷体"/>
+                <w:b w:val="0"/>
+                <w:color w:val="000000"/>
+                <w:sz w:val="18"/>
+              </w:rPr>
+              <w:t>106.52</w:t>
+            </w:r>
+          </w:p>
+        </w:tc>
+      </w:tr>
+      <w:tr>
+        <w:tc>
+          <w:tcPr>
+            <w:tcW w:type="dxa" w:w="1568"/>
+            <w:vAlign w:val="center"/>
+            <w:tcBorders>
+              <w:top w:val="single" w:sz="4" w:color="A6A6A6"/>
+              <w:left w:val="single" w:sz="4" w:color="A6A6A6"/>
+              <w:bottom w:val="single" w:sz="4" w:color="A6A6A6"/>
+              <w:right w:val="single" w:sz="4" w:color="A6A6A6"/>
+            </w:tcBorders>
+          </w:tcPr>
+          <w:p>
+            <w:pPr>
+              <w:spacing w:before="0" w:after="0" w:line="276" w:lineRule="auto"/>
+              <w:ind w:firstLine="0"/>
+              <w:jc w:val="left"/>
+            </w:pPr>
+            <w:r/>
+            <w:r>
+              <w:rPr>
+                <w:rFonts w:ascii="Times New Roman" w:hAnsi="Times New Roman" w:eastAsia="楷体"/>
+                <w:b w:val="0"/>
+                <w:color w:val="000000"/>
+                <w:sz w:val="18"/>
+              </w:rPr>
+              <w:t>2024</w:t>
+            </w:r>
+          </w:p>
+        </w:tc>
+        <w:tc>
+          <w:tcPr>
+            <w:tcW w:type="dxa" w:w="1568"/>
+            <w:vAlign w:val="center"/>
+            <w:tcBorders>
+              <w:top w:val="single" w:sz="4" w:color="A6A6A6"/>
+              <w:left w:val="single" w:sz="4" w:color="A6A6A6"/>
+              <w:bottom w:val="single" w:sz="4" w:color="A6A6A6"/>
+              <w:right w:val="single" w:sz="4" w:color="A6A6A6"/>
+            </w:tcBorders>
+          </w:tcPr>
+          <w:p>
+            <w:pPr>
+              <w:spacing w:before="0" w:after="0" w:line="276" w:lineRule="auto"/>
+              <w:ind w:firstLine="0"/>
+              <w:jc w:val="center"/>
+            </w:pPr>
+            <w:r/>
+            <w:r>
+              <w:rPr>
+                <w:rFonts w:ascii="Times New Roman" w:hAnsi="Times New Roman" w:eastAsia="楷体"/>
+                <w:b w:val="0"/>
+                <w:color w:val="000000"/>
+                <w:sz w:val="18"/>
+              </w:rPr>
+              <w:t>50</w:t>
+            </w:r>
+          </w:p>
+        </w:tc>
+        <w:tc>
+          <w:tcPr>
+            <w:tcW w:type="dxa" w:w="1568"/>
+            <w:vAlign w:val="center"/>
+            <w:tcBorders>
+              <w:top w:val="single" w:sz="4" w:color="A6A6A6"/>
+              <w:left w:val="single" w:sz="4" w:color="A6A6A6"/>
+              <w:bottom w:val="single" w:sz="4" w:color="A6A6A6"/>
+              <w:right w:val="single" w:sz="4" w:color="A6A6A6"/>
+            </w:tcBorders>
+          </w:tcPr>
+          <w:p>
+            <w:pPr>
+              <w:spacing w:before="0" w:after="0" w:line="276" w:lineRule="auto"/>
+              <w:ind w:firstLine="0"/>
+              <w:jc w:val="center"/>
+            </w:pPr>
+            <w:r/>
+            <w:r>
+              <w:rPr>
+                <w:rFonts w:ascii="Times New Roman" w:hAnsi="Times New Roman" w:eastAsia="楷体"/>
+                <w:b w:val="0"/>
+                <w:color w:val="000000"/>
+                <w:sz w:val="18"/>
+              </w:rPr>
+              <w:t>412.38</w:t>
+            </w:r>
+          </w:p>
+        </w:tc>
+        <w:tc>
+          <w:tcPr>
+            <w:tcW w:type="dxa" w:w="1568"/>
+            <w:vAlign w:val="center"/>
+            <w:tcBorders>
+              <w:top w:val="single" w:sz="4" w:color="A6A6A6"/>
+              <w:left w:val="single" w:sz="4" w:color="A6A6A6"/>
+              <w:bottom w:val="single" w:sz="4" w:color="A6A6A6"/>
+              <w:right w:val="single" w:sz="4" w:color="A6A6A6"/>
+            </w:tcBorders>
+          </w:tcPr>
+          <w:p>
+            <w:pPr>
+              <w:spacing w:before="0" w:after="0" w:line="276" w:lineRule="auto"/>
+              <w:ind w:firstLine="0"/>
+              <w:jc w:val="center"/>
+            </w:pPr>
+            <w:r/>
+            <w:r>
+              <w:rPr>
+                <w:rFonts w:ascii="Times New Roman" w:hAnsi="Times New Roman" w:eastAsia="楷体"/>
+                <w:b w:val="0"/>
+                <w:color w:val="000000"/>
+                <w:sz w:val="18"/>
+              </w:rPr>
+              <w:t>2,928</w:t>
+            </w:r>
+          </w:p>
+        </w:tc>
+        <w:tc>
+          <w:tcPr>
+            <w:tcW w:type="dxa" w:w="1568"/>
+            <w:vAlign w:val="center"/>
+            <w:tcBorders>
+              <w:top w:val="single" w:sz="4" w:color="A6A6A6"/>
+              <w:left w:val="single" w:sz="4" w:color="A6A6A6"/>
+              <w:bottom w:val="single" w:sz="4" w:color="A6A6A6"/>
+              <w:right w:val="single" w:sz="4" w:color="A6A6A6"/>
+            </w:tcBorders>
+          </w:tcPr>
+          <w:p>
+            <w:pPr>
+              <w:spacing w:before="0" w:after="0" w:line="276" w:lineRule="auto"/>
+              <w:ind w:firstLine="0"/>
+              <w:jc w:val="center"/>
+            </w:pPr>
+            <w:r/>
+            <w:r>
+              <w:rPr>
+                <w:rFonts w:ascii="Times New Roman" w:hAnsi="Times New Roman" w:eastAsia="楷体"/>
+                <w:b w:val="0"/>
+                <w:color w:val="000000"/>
+                <w:sz w:val="18"/>
+              </w:rPr>
+              <w:t>0.82%</w:t>
+            </w:r>
+          </w:p>
+        </w:tc>
+        <w:tc>
+          <w:tcPr>
+            <w:tcW w:type="dxa" w:w="1568"/>
+            <w:vAlign w:val="center"/>
+            <w:tcBorders>
+              <w:top w:val="single" w:sz="4" w:color="A6A6A6"/>
+              <w:left w:val="single" w:sz="4" w:color="A6A6A6"/>
+              <w:bottom w:val="single" w:sz="4" w:color="A6A6A6"/>
+              <w:right w:val="single" w:sz="4" w:color="A6A6A6"/>
+            </w:tcBorders>
+          </w:tcPr>
+          <w:p>
+            <w:pPr>
+              <w:spacing w:before="0" w:after="0" w:line="276" w:lineRule="auto"/>
+              <w:ind w:firstLine="0"/>
+              <w:jc w:val="center"/>
+            </w:pPr>
+            <w:r/>
+            <w:r>
+              <w:rPr>
+                <w:rFonts w:ascii="Times New Roman" w:hAnsi="Times New Roman" w:eastAsia="楷体"/>
+                <w:b w:val="0"/>
+                <w:color w:val="000000"/>
+                <w:sz w:val="18"/>
+              </w:rPr>
+              <w:t>120.74</w:t>
+            </w:r>
+          </w:p>
+        </w:tc>
+      </w:tr>
+      <w:tr>
+        <w:tc>
+          <w:tcPr>
+            <w:tcW w:type="dxa" w:w="1568"/>
+            <w:vAlign w:val="center"/>
+            <w:tcBorders>
+              <w:top w:val="single" w:sz="4" w:color="A6A6A6"/>
+              <w:left w:val="single" w:sz="4" w:color="A6A6A6"/>
+              <w:bottom w:val="single" w:sz="4" w:color="A6A6A6"/>
+              <w:right w:val="single" w:sz="4" w:color="A6A6A6"/>
+            </w:tcBorders>
+          </w:tcPr>
+          <w:p>
+            <w:pPr>
+              <w:spacing w:before="0" w:after="0" w:line="276" w:lineRule="auto"/>
+              <w:ind w:firstLine="0"/>
+              <w:jc w:val="left"/>
+            </w:pPr>
+            <w:r/>
+            <w:r>
+              <w:rPr>
+                <w:rFonts w:ascii="Times New Roman" w:hAnsi="Times New Roman" w:eastAsia="楷体"/>
+                <w:b w:val="0"/>
+                <w:color w:val="000000"/>
+                <w:sz w:val="18"/>
+              </w:rPr>
+              <w:t>2025</w:t>
+            </w:r>
+          </w:p>
+        </w:tc>
+        <w:tc>
+          <w:tcPr>
+            <w:tcW w:type="dxa" w:w="1568"/>
+            <w:vAlign w:val="center"/>
+            <w:tcBorders>
+              <w:top w:val="single" w:sz="4" w:color="A6A6A6"/>
+              <w:left w:val="single" w:sz="4" w:color="A6A6A6"/>
+              <w:bottom w:val="single" w:sz="4" w:color="A6A6A6"/>
+              <w:right w:val="single" w:sz="4" w:color="A6A6A6"/>
+            </w:tcBorders>
+          </w:tcPr>
+          <w:p>
+            <w:pPr>
+              <w:spacing w:before="0" w:after="0" w:line="276" w:lineRule="auto"/>
+              <w:ind w:firstLine="0"/>
+              <w:jc w:val="center"/>
+            </w:pPr>
+            <w:r/>
+            <w:r>
+              <w:rPr>
+                <w:rFonts w:ascii="Times New Roman" w:hAnsi="Times New Roman" w:eastAsia="楷体"/>
+                <w:b w:val="0"/>
+                <w:color w:val="000000"/>
+                <w:sz w:val="18"/>
+              </w:rPr>
+              <w:t>50</w:t>
+            </w:r>
+          </w:p>
+        </w:tc>
+        <w:tc>
+          <w:tcPr>
+            <w:tcW w:type="dxa" w:w="1568"/>
+            <w:vAlign w:val="center"/>
+            <w:tcBorders>
+              <w:top w:val="single" w:sz="4" w:color="A6A6A6"/>
+              <w:left w:val="single" w:sz="4" w:color="A6A6A6"/>
+              <w:bottom w:val="single" w:sz="4" w:color="A6A6A6"/>
+              <w:right w:val="single" w:sz="4" w:color="A6A6A6"/>
+            </w:tcBorders>
+          </w:tcPr>
+          <w:p>
+            <w:pPr>
+              <w:spacing w:before="0" w:after="0" w:line="276" w:lineRule="auto"/>
+              <w:ind w:firstLine="0"/>
+              <w:jc w:val="center"/>
+            </w:pPr>
+            <w:r/>
+            <w:r>
+              <w:rPr>
+                <w:rFonts w:ascii="Times New Roman" w:hAnsi="Times New Roman" w:eastAsia="楷体"/>
+                <w:b w:val="0"/>
+                <w:color w:val="000000"/>
+                <w:sz w:val="18"/>
+              </w:rPr>
+              <w:t>233.44</w:t>
+            </w:r>
+          </w:p>
+        </w:tc>
+        <w:tc>
+          <w:tcPr>
+            <w:tcW w:type="dxa" w:w="1568"/>
+            <w:vAlign w:val="center"/>
+            <w:tcBorders>
+              <w:top w:val="single" w:sz="4" w:color="A6A6A6"/>
+              <w:left w:val="single" w:sz="4" w:color="A6A6A6"/>
+              <w:bottom w:val="single" w:sz="4" w:color="A6A6A6"/>
+              <w:right w:val="single" w:sz="4" w:color="A6A6A6"/>
+            </w:tcBorders>
+          </w:tcPr>
+          <w:p>
+            <w:pPr>
+              <w:spacing w:before="0" w:after="0" w:line="276" w:lineRule="auto"/>
+              <w:ind w:firstLine="0"/>
+              <w:jc w:val="center"/>
+            </w:pPr>
+            <w:r/>
+            <w:r>
+              <w:rPr>
+                <w:rFonts w:ascii="Times New Roman" w:hAnsi="Times New Roman" w:eastAsia="楷体"/>
+                <w:b w:val="0"/>
+                <w:color w:val="000000"/>
+                <w:sz w:val="18"/>
+              </w:rPr>
+              <w:t>2,306</w:t>
+            </w:r>
+          </w:p>
+        </w:tc>
+        <w:tc>
+          <w:tcPr>
+            <w:tcW w:type="dxa" w:w="1568"/>
+            <w:vAlign w:val="center"/>
+            <w:tcBorders>
+              <w:top w:val="single" w:sz="4" w:color="A6A6A6"/>
+              <w:left w:val="single" w:sz="4" w:color="A6A6A6"/>
+              <w:bottom w:val="single" w:sz="4" w:color="A6A6A6"/>
+              <w:right w:val="single" w:sz="4" w:color="A6A6A6"/>
+            </w:tcBorders>
+          </w:tcPr>
+          <w:p>
+            <w:pPr>
+              <w:spacing w:before="0" w:after="0" w:line="276" w:lineRule="auto"/>
+              <w:ind w:firstLine="0"/>
+              <w:jc w:val="center"/>
+            </w:pPr>
+            <w:r/>
+            <w:r>
+              <w:rPr>
+                <w:rFonts w:ascii="Times New Roman" w:hAnsi="Times New Roman" w:eastAsia="楷体"/>
+                <w:b w:val="0"/>
+                <w:color w:val="000000"/>
+                <w:sz w:val="18"/>
+              </w:rPr>
+              <w:t>0.37%</w:t>
+            </w:r>
+          </w:p>
+        </w:tc>
+        <w:tc>
+          <w:tcPr>
+            <w:tcW w:type="dxa" w:w="1568"/>
+            <w:vAlign w:val="center"/>
+            <w:tcBorders>
+              <w:top w:val="single" w:sz="4" w:color="A6A6A6"/>
+              <w:left w:val="single" w:sz="4" w:color="A6A6A6"/>
+              <w:bottom w:val="single" w:sz="4" w:color="A6A6A6"/>
+              <w:right w:val="single" w:sz="4" w:color="A6A6A6"/>
+            </w:tcBorders>
+          </w:tcPr>
+          <w:p>
+            <w:pPr>
+              <w:spacing w:before="0" w:after="0" w:line="276" w:lineRule="auto"/>
+              <w:ind w:firstLine="0"/>
+              <w:jc w:val="center"/>
+            </w:pPr>
+            <w:r/>
+            <w:r>
+              <w:rPr>
+                <w:rFonts w:ascii="Times New Roman" w:hAnsi="Times New Roman" w:eastAsia="楷体"/>
+                <w:b w:val="0"/>
+                <w:color w:val="000000"/>
+                <w:sz w:val="18"/>
+              </w:rPr>
+              <w:t>54.01</w:t>
+            </w:r>
+          </w:p>
+        </w:tc>
+      </w:tr>
+      <w:tr>
+        <w:tc>
+          <w:tcPr>
+            <w:tcW w:type="dxa" w:w="1568"/>
+            <w:vAlign w:val="center"/>
+            <w:tcBorders>
+              <w:top w:val="single" w:sz="4" w:color="A6A6A6"/>
+              <w:left w:val="single" w:sz="4" w:color="A6A6A6"/>
+              <w:bottom w:val="single" w:sz="4" w:color="A6A6A6"/>
+              <w:right w:val="single" w:sz="4" w:color="A6A6A6"/>
+            </w:tcBorders>
+          </w:tcPr>
+          <w:p>
+            <w:pPr>
+              <w:spacing w:before="0" w:after="0" w:line="276" w:lineRule="auto"/>
+              <w:ind w:firstLine="0"/>
+              <w:jc w:val="left"/>
+            </w:pPr>
+            <w:r/>
+            <w:r>
+              <w:rPr>
+                <w:rFonts w:ascii="Times New Roman" w:hAnsi="Times New Roman" w:eastAsia="楷体"/>
+                <w:b w:val="0"/>
+                <w:color w:val="000000"/>
+                <w:sz w:val="18"/>
+              </w:rPr>
+              <w:t>2026年1-4月</w:t>
+            </w:r>
+          </w:p>
+        </w:tc>
+        <w:tc>
+          <w:tcPr>
+            <w:tcW w:type="dxa" w:w="1568"/>
+            <w:vAlign w:val="center"/>
+            <w:tcBorders>
+              <w:top w:val="single" w:sz="4" w:color="A6A6A6"/>
+              <w:left w:val="single" w:sz="4" w:color="A6A6A6"/>
+              <w:bottom w:val="single" w:sz="4" w:color="A6A6A6"/>
+              <w:right w:val="single" w:sz="4" w:color="A6A6A6"/>
+            </w:tcBorders>
+          </w:tcPr>
+          <w:p>
+            <w:pPr>
+              <w:spacing w:before="0" w:after="0" w:line="276" w:lineRule="auto"/>
+              <w:ind w:firstLine="0"/>
+              <w:jc w:val="center"/>
+            </w:pPr>
+            <w:r/>
+            <w:r>
+              <w:rPr>
+                <w:rFonts w:ascii="Times New Roman" w:hAnsi="Times New Roman" w:eastAsia="楷体"/>
+                <w:b w:val="0"/>
+                <w:color w:val="000000"/>
+                <w:sz w:val="18"/>
+              </w:rPr>
+              <w:t>14</w:t>
+            </w:r>
+          </w:p>
+        </w:tc>
+        <w:tc>
+          <w:tcPr>
+            <w:tcW w:type="dxa" w:w="1568"/>
+            <w:vAlign w:val="center"/>
+            <w:tcBorders>
+              <w:top w:val="single" w:sz="4" w:color="A6A6A6"/>
+              <w:left w:val="single" w:sz="4" w:color="A6A6A6"/>
+              <w:bottom w:val="single" w:sz="4" w:color="A6A6A6"/>
+              <w:right w:val="single" w:sz="4" w:color="A6A6A6"/>
+            </w:tcBorders>
+          </w:tcPr>
+          <w:p>
+            <w:pPr>
+              <w:spacing w:before="0" w:after="0" w:line="276" w:lineRule="auto"/>
+              <w:ind w:firstLine="0"/>
+              <w:jc w:val="center"/>
+            </w:pPr>
+            <w:r/>
+            <w:r>
+              <w:rPr>
+                <w:rFonts w:ascii="Times New Roman" w:hAnsi="Times New Roman" w:eastAsia="楷体"/>
+                <w:b w:val="0"/>
+                <w:color w:val="000000"/>
+                <w:sz w:val="18"/>
+              </w:rPr>
+              <w:t>33.33</w:t>
+            </w:r>
+          </w:p>
+        </w:tc>
+        <w:tc>
+          <w:tcPr>
+            <w:tcW w:type="dxa" w:w="1568"/>
+            <w:vAlign w:val="center"/>
+            <w:tcBorders>
+              <w:top w:val="single" w:sz="4" w:color="A6A6A6"/>
+              <w:left w:val="single" w:sz="4" w:color="A6A6A6"/>
+              <w:bottom w:val="single" w:sz="4" w:color="A6A6A6"/>
+              <w:right w:val="single" w:sz="4" w:color="A6A6A6"/>
+            </w:tcBorders>
+          </w:tcPr>
+          <w:p>
+            <w:pPr>
+              <w:spacing w:before="0" w:after="0" w:line="276" w:lineRule="auto"/>
+              <w:ind w:firstLine="0"/>
+              <w:jc w:val="center"/>
+            </w:pPr>
+            <w:r/>
+            <w:r>
+              <w:rPr>
+                <w:rFonts w:ascii="Times New Roman" w:hAnsi="Times New Roman" w:eastAsia="楷体"/>
+                <w:b w:val="0"/>
+                <w:color w:val="000000"/>
+                <w:sz w:val="18"/>
+              </w:rPr>
+              <w:t>—</w:t>
+            </w:r>
+          </w:p>
+        </w:tc>
+        <w:tc>
+          <w:tcPr>
+            <w:tcW w:type="dxa" w:w="1568"/>
+            <w:vAlign w:val="center"/>
+            <w:tcBorders>
+              <w:top w:val="single" w:sz="4" w:color="A6A6A6"/>
+              <w:left w:val="single" w:sz="4" w:color="A6A6A6"/>
+              <w:bottom w:val="single" w:sz="4" w:color="A6A6A6"/>
+              <w:right w:val="single" w:sz="4" w:color="A6A6A6"/>
+            </w:tcBorders>
+          </w:tcPr>
+          <w:p>
+            <w:pPr>
+              <w:spacing w:before="0" w:after="0" w:line="276" w:lineRule="auto"/>
+              <w:ind w:firstLine="0"/>
+              <w:jc w:val="center"/>
+            </w:pPr>
+            <w:r/>
+            <w:r>
+              <w:rPr>
+                <w:rFonts w:ascii="Times New Roman" w:hAnsi="Times New Roman" w:eastAsia="楷体"/>
+                <w:b w:val="0"/>
+                <w:color w:val="000000"/>
+                <w:sz w:val="18"/>
+              </w:rPr>
+              <w:t>—</w:t>
+            </w:r>
+          </w:p>
+        </w:tc>
+        <w:tc>
+          <w:tcPr>
+            <w:tcW w:type="dxa" w:w="1568"/>
+            <w:vAlign w:val="center"/>
+            <w:tcBorders>
+              <w:top w:val="single" w:sz="4" w:color="A6A6A6"/>
+              <w:left w:val="single" w:sz="4" w:color="A6A6A6"/>
+              <w:bottom w:val="single" w:sz="4" w:color="A6A6A6"/>
+              <w:right w:val="single" w:sz="4" w:color="A6A6A6"/>
+            </w:tcBorders>
+          </w:tcPr>
+          <w:p>
+            <w:pPr>
+              <w:spacing w:before="0" w:after="0" w:line="276" w:lineRule="auto"/>
+              <w:ind w:firstLine="0"/>
+              <w:jc w:val="center"/>
+            </w:pPr>
+            <w:r/>
+            <w:r>
+              <w:rPr>
+                <w:rFonts w:ascii="Times New Roman" w:hAnsi="Times New Roman" w:eastAsia="楷体"/>
+                <w:b w:val="0"/>
+                <w:color w:val="000000"/>
+                <w:sz w:val="18"/>
+              </w:rPr>
+              <w:t>8.27</w:t>
+            </w:r>
+          </w:p>
+        </w:tc>
+      </w:tr>
+    </w:tbl>
+    <w:p>
+      <w:pPr>
+        <w:spacing w:before="0" w:after="80" w:line="360" w:lineRule="auto"/>
+        <w:ind w:firstLine="0"/>
+      </w:pPr>
+      <w:r>
+        <w:rPr>
+          <w:rFonts w:ascii="Times New Roman" w:hAnsi="Times New Roman" w:eastAsia="楷体"/>
+          <w:b w:val="0"/>
+          <w:color w:val="000000"/>
+          <w:sz w:val="19"/>
+        </w:rPr>
+        <w:t>资料来源:中指数据库,风控信评部整理</w:t>
       </w:r>
     </w:p>
     <w:p>
@@ -3758,7 +4032,7 @@
           <w:color w:val="000000"/>
           <w:sz w:val="21"/>
         </w:rPr>
-        <w:t>政府债务方面，2023、2024、2025年末四平市地方政府债务余额分别为164.28亿元、180.93亿元、230.90亿元，2025年末债务限额232.10亿元，债务余额控制在限额以内；城投有息债务2025年末估算余额119.92亿元。债务率指标看，2025年末政府债务率—、城投债务率—、宽口径债务率—。</w:t>
+        <w:t>从房地产销售看，2021-2025年海口市商品住宅成交面积由564.10万㎡变动至381.81万㎡、累计下降32.3%；新房均价2025年为12,426元/㎡、较2023年高点(16,982元/㎡)累计下跌26.83%；2025年去化周期24.10个月。</w:t>
       </w:r>
     </w:p>
     <w:p>
@@ -3773,7 +4047,22 @@
           <w:color w:val="000000"/>
           <w:sz w:val="21"/>
         </w:rPr>
-        <w:t>综合来看，四平市财政基本盘总体稳健，但土地财政收缩与债务规模扩张是当前主要压力线；我们预计宽口径债务率短期内将维持水平待评估水平，需重点关注后续化债进展、土地市场企稳情况以及融资平台合规整改对城投再融资能力的影响。</w:t>
+        <w:t>政府债务方面，2023、2024、2025年末海口市地方政府债务余额分别为889.45亿元、1,141.70亿元、1,376.78亿元，两年累计增长54.79%，主要源于地方专项债加快发行及置换债集中落地；2025年末债务限额1,410.98亿元，债务余额控制在限额以内。城投有息债务方面，2025年末估算余额为84.63亿元，较2023年末增长450.98%。债务率指标看，2025年末海口市政府债务率424.75%、城投债务率26.11%、宽口径债务率450.86%，较2023年末抬升322.07个百分点，显著高于公认的300%偏高临界线、在全国主要城市中处于较高水平。值得注意的是，政府性基金收入下滑是债务率分母端走低的重要因素，叠加债务规模快速扩张，对债务率指标形成放大效应。</w:t>
+      </w:r>
+    </w:p>
+    <w:p>
+      <w:pPr>
+        <w:spacing w:before="0" w:after="60" w:line="360" w:lineRule="auto"/>
+        <w:ind w:firstLine="420"/>
+      </w:pPr>
+      <w:r>
+        <w:rPr>
+          <w:rFonts w:ascii="Times New Roman" w:hAnsi="Times New Roman" w:eastAsia="楷体"/>
+          <w:b w:val="0"/>
+          <w:color w:val="000000"/>
+          <w:sz w:val="21"/>
+        </w:rPr>
+        <w:t>综合来看，海口市自贸港政策赋能、成长性较好，但经济体量偏小，区域信用环境总体可控。我们预计宽口径债务率短期内将维持高位，需重点关注后续化债进展、土地市场企稳情况以及融资平台合规整改对城投平台再融资能力的影响。</w:t>
       </w:r>
     </w:p>
     <w:sectPr>
